--- a/docs/ALDIWAN_Project_Report.docx
+++ b/docs/ALDIWAN_Project_Report.docx
@@ -88,31 +88,412 @@
     <w:p>
       <w:pPr>
         <w:pStyle w:val="Heading1"/>
-        <w:spacing w:after="200" w:before="400"/>
+        <w:spacing w:after="300" w:before="0"/>
       </w:pPr>
       <w:r>
         <w:t xml:space="preserve">Table of Contents</w:t>
       </w:r>
     </w:p>
-    <w:sdt>
-      <w:sdtPr>
-        <w:alias w:val="Table of Contents"/>
-      </w:sdtPr>
-      <w:sdtContent>
-        <w:p>
-          <w:r>
-            <w:fldChar w:fldCharType="begin" w:dirty="true"/>
-            <w:instrText xml:space="preserve">TOC \h \o "1-2"</w:instrText>
-            <w:fldChar w:fldCharType="separate"/>
-          </w:r>
-        </w:p>
-        <w:p>
-          <w:r>
-            <w:fldChar w:fldCharType="end"/>
-          </w:r>
-        </w:p>
-      </w:sdtContent>
-    </w:sdt>
+    <w:p>
+      <w:pPr>
+        <w:tabs>
+          <w:tab w:val="right" w:pos="9026"/>
+        </w:tabs>
+        <w:spacing w:after="120"/>
+        <w:ind w:left="0"/>
+      </w:pPr>
+      <w:hyperlink w:history="1" w:anchor="bm_1">
+        <w:r>
+          <w:rPr>
+            <w:b/>
+            <w:bCs/>
+            <w:color w:val="2D3B40"/>
+            <w:u w:val="single"/>
+          </w:rPr>
+          <w:t xml:space="preserve">1. Introduction</w:t>
+        </w:r>
+      </w:hyperlink>
+    </w:p>
+    <w:p>
+      <w:pPr>
+        <w:tabs>
+          <w:tab w:val="right" w:pos="9026"/>
+        </w:tabs>
+        <w:spacing w:after="60"/>
+        <w:ind w:left="480"/>
+      </w:pPr>
+      <w:hyperlink w:history="1" w:anchor="bm_2">
+        <w:r>
+          <w:rPr>
+            <w:b w:val="false"/>
+            <w:bCs w:val="false"/>
+            <w:color w:val="2D3B40"/>
+            <w:u w:val="single"/>
+          </w:rPr>
+          <w:t xml:space="preserve">1.1 Objectives</w:t>
+        </w:r>
+      </w:hyperlink>
+    </w:p>
+    <w:p>
+      <w:pPr>
+        <w:tabs>
+          <w:tab w:val="right" w:pos="9026"/>
+        </w:tabs>
+        <w:spacing w:after="120"/>
+        <w:ind w:left="0"/>
+      </w:pPr>
+      <w:hyperlink w:history="1" w:anchor="bm_3">
+        <w:r>
+          <w:rPr>
+            <w:b/>
+            <w:bCs/>
+            <w:color w:val="2D3B40"/>
+            <w:u w:val="single"/>
+          </w:rPr>
+          <w:t xml:space="preserve">2. System Overview</w:t>
+        </w:r>
+      </w:hyperlink>
+    </w:p>
+    <w:p>
+      <w:pPr>
+        <w:tabs>
+          <w:tab w:val="right" w:pos="9026"/>
+        </w:tabs>
+        <w:spacing w:after="60"/>
+        <w:ind w:left="480"/>
+      </w:pPr>
+      <w:hyperlink w:history="1" w:anchor="bm_4">
+        <w:r>
+          <w:rPr>
+            <w:b w:val="false"/>
+            <w:bCs w:val="false"/>
+            <w:color w:val="2D3B40"/>
+            <w:u w:val="single"/>
+          </w:rPr>
+          <w:t xml:space="preserve">2.1 Core Features</w:t>
+        </w:r>
+      </w:hyperlink>
+    </w:p>
+    <w:p>
+      <w:pPr>
+        <w:tabs>
+          <w:tab w:val="right" w:pos="9026"/>
+        </w:tabs>
+        <w:spacing w:after="60"/>
+        <w:ind w:left="480"/>
+      </w:pPr>
+      <w:hyperlink w:history="1" w:anchor="bm_5">
+        <w:r>
+          <w:rPr>
+            <w:b w:val="false"/>
+            <w:bCs w:val="false"/>
+            <w:color w:val="2D3B40"/>
+            <w:u w:val="single"/>
+          </w:rPr>
+          <w:t xml:space="preserve">2.2 User Roles</w:t>
+        </w:r>
+      </w:hyperlink>
+    </w:p>
+    <w:p>
+      <w:pPr>
+        <w:tabs>
+          <w:tab w:val="right" w:pos="9026"/>
+        </w:tabs>
+        <w:spacing w:after="120"/>
+        <w:ind w:left="0"/>
+      </w:pPr>
+      <w:hyperlink w:history="1" w:anchor="bm_6">
+        <w:r>
+          <w:rPr>
+            <w:b/>
+            <w:bCs/>
+            <w:color w:val="2D3B40"/>
+            <w:u w:val="single"/>
+          </w:rPr>
+          <w:t xml:space="preserve">3. Architecture and Design</w:t>
+        </w:r>
+      </w:hyperlink>
+    </w:p>
+    <w:p>
+      <w:pPr>
+        <w:tabs>
+          <w:tab w:val="right" w:pos="9026"/>
+        </w:tabs>
+        <w:spacing w:after="60"/>
+        <w:ind w:left="480"/>
+      </w:pPr>
+      <w:hyperlink w:history="1" w:anchor="bm_7">
+        <w:r>
+          <w:rPr>
+            <w:b w:val="false"/>
+            <w:bCs w:val="false"/>
+            <w:color w:val="2D3B40"/>
+            <w:u w:val="single"/>
+          </w:rPr>
+          <w:t xml:space="preserve">3.1 Class Overview</w:t>
+        </w:r>
+      </w:hyperlink>
+    </w:p>
+    <w:p>
+      <w:pPr>
+        <w:tabs>
+          <w:tab w:val="right" w:pos="9026"/>
+        </w:tabs>
+        <w:spacing w:after="60"/>
+        <w:ind w:left="480"/>
+      </w:pPr>
+      <w:hyperlink w:history="1" w:anchor="bm_8">
+        <w:r>
+          <w:rPr>
+            <w:b w:val="false"/>
+            <w:bCs w:val="false"/>
+            <w:color w:val="2D3B40"/>
+            <w:u w:val="single"/>
+          </w:rPr>
+          <w:t xml:space="preserve">3.2 Object-Oriented Concepts Applied</w:t>
+        </w:r>
+      </w:hyperlink>
+    </w:p>
+    <w:p>
+      <w:pPr>
+        <w:tabs>
+          <w:tab w:val="right" w:pos="9026"/>
+        </w:tabs>
+        <w:spacing w:after="60"/>
+        <w:ind w:left="480"/>
+      </w:pPr>
+      <w:hyperlink w:history="1" w:anchor="bm_9">
+        <w:r>
+          <w:rPr>
+            <w:b w:val="false"/>
+            <w:bCs w:val="false"/>
+            <w:color w:val="2D3B40"/>
+            <w:u w:val="single"/>
+          </w:rPr>
+          <w:t xml:space="preserve">3.3 Application Flow</w:t>
+        </w:r>
+      </w:hyperlink>
+    </w:p>
+    <w:p>
+      <w:pPr>
+        <w:tabs>
+          <w:tab w:val="right" w:pos="9026"/>
+        </w:tabs>
+        <w:spacing w:after="120"/>
+        <w:ind w:left="0"/>
+      </w:pPr>
+      <w:hyperlink w:history="1" w:anchor="bm_10">
+        <w:r>
+          <w:rPr>
+            <w:b/>
+            <w:bCs/>
+            <w:color w:val="2D3B40"/>
+            <w:u w:val="single"/>
+          </w:rPr>
+          <w:t xml:space="preserve">4. Database Design</w:t>
+        </w:r>
+      </w:hyperlink>
+    </w:p>
+    <w:p>
+      <w:pPr>
+        <w:tabs>
+          <w:tab w:val="right" w:pos="9026"/>
+        </w:tabs>
+        <w:spacing w:after="60"/>
+        <w:ind w:left="480"/>
+      </w:pPr>
+      <w:hyperlink w:history="1" w:anchor="bm_11">
+        <w:r>
+          <w:rPr>
+            <w:b w:val="false"/>
+            <w:bCs w:val="false"/>
+            <w:color w:val="2D3B40"/>
+            <w:u w:val="single"/>
+          </w:rPr>
+          <w:t xml:space="preserve">4.1 Tables</w:t>
+        </w:r>
+      </w:hyperlink>
+    </w:p>
+    <w:p>
+      <w:pPr>
+        <w:tabs>
+          <w:tab w:val="right" w:pos="9026"/>
+        </w:tabs>
+        <w:spacing w:after="60"/>
+        <w:ind w:left="480"/>
+      </w:pPr>
+      <w:hyperlink w:history="1" w:anchor="bm_12">
+        <w:r>
+          <w:rPr>
+            <w:b w:val="false"/>
+            <w:bCs w:val="false"/>
+            <w:color w:val="2D3B40"/>
+            <w:u w:val="single"/>
+          </w:rPr>
+          <w:t xml:space="preserve">4.2 Relationships</w:t>
+        </w:r>
+      </w:hyperlink>
+    </w:p>
+    <w:p>
+      <w:pPr>
+        <w:tabs>
+          <w:tab w:val="right" w:pos="9026"/>
+        </w:tabs>
+        <w:spacing w:after="120"/>
+        <w:ind w:left="0"/>
+      </w:pPr>
+      <w:hyperlink w:history="1" w:anchor="bm_13">
+        <w:r>
+          <w:rPr>
+            <w:b/>
+            <w:bCs/>
+            <w:color w:val="2D3B40"/>
+            <w:u w:val="single"/>
+          </w:rPr>
+          <w:t xml:space="preserve">5. Technology Stack</w:t>
+        </w:r>
+      </w:hyperlink>
+    </w:p>
+    <w:p>
+      <w:pPr>
+        <w:tabs>
+          <w:tab w:val="right" w:pos="9026"/>
+        </w:tabs>
+        <w:spacing w:after="120"/>
+        <w:ind w:left="0"/>
+      </w:pPr>
+      <w:hyperlink w:history="1" w:anchor="bm_14">
+        <w:r>
+          <w:rPr>
+            <w:b/>
+            <w:bCs/>
+            <w:color w:val="2D3B40"/>
+            <w:u w:val="single"/>
+          </w:rPr>
+          <w:t xml:space="preserve">6. Project Structure</w:t>
+        </w:r>
+      </w:hyperlink>
+    </w:p>
+    <w:p>
+      <w:pPr>
+        <w:tabs>
+          <w:tab w:val="right" w:pos="9026"/>
+        </w:tabs>
+        <w:spacing w:after="120"/>
+        <w:ind w:left="0"/>
+      </w:pPr>
+      <w:hyperlink w:history="1" w:anchor="bm_15">
+        <w:r>
+          <w:rPr>
+            <w:b/>
+            <w:bCs/>
+            <w:color w:val="2D3B40"/>
+            <w:u w:val="single"/>
+          </w:rPr>
+          <w:t xml:space="preserve">7. Setup and Usage</w:t>
+        </w:r>
+      </w:hyperlink>
+    </w:p>
+    <w:p>
+      <w:pPr>
+        <w:tabs>
+          <w:tab w:val="right" w:pos="9026"/>
+        </w:tabs>
+        <w:spacing w:after="60"/>
+        <w:ind w:left="480"/>
+      </w:pPr>
+      <w:hyperlink w:history="1" w:anchor="bm_16">
+        <w:r>
+          <w:rPr>
+            <w:b w:val="false"/>
+            <w:bCs w:val="false"/>
+            <w:color w:val="2D3B40"/>
+            <w:u w:val="single"/>
+          </w:rPr>
+          <w:t xml:space="preserve">7.1 Prerequisites</w:t>
+        </w:r>
+      </w:hyperlink>
+    </w:p>
+    <w:p>
+      <w:pPr>
+        <w:tabs>
+          <w:tab w:val="right" w:pos="9026"/>
+        </w:tabs>
+        <w:spacing w:after="60"/>
+        <w:ind w:left="480"/>
+      </w:pPr>
+      <w:hyperlink w:history="1" w:anchor="bm_17">
+        <w:r>
+          <w:rPr>
+            <w:b w:val="false"/>
+            <w:bCs w:val="false"/>
+            <w:color w:val="2D3B40"/>
+            <w:u w:val="single"/>
+          </w:rPr>
+          <w:t xml:space="preserve">7.2 Steps</w:t>
+        </w:r>
+      </w:hyperlink>
+    </w:p>
+    <w:p>
+      <w:pPr>
+        <w:tabs>
+          <w:tab w:val="right" w:pos="9026"/>
+        </w:tabs>
+        <w:spacing w:after="60"/>
+        <w:ind w:left="480"/>
+      </w:pPr>
+      <w:hyperlink w:history="1" w:anchor="bm_18">
+        <w:r>
+          <w:rPr>
+            <w:b w:val="false"/>
+            <w:bCs w:val="false"/>
+            <w:color w:val="2D3B40"/>
+            <w:u w:val="single"/>
+          </w:rPr>
+          <w:t xml:space="preserve">7.3 Sample Accounts</w:t>
+        </w:r>
+      </w:hyperlink>
+    </w:p>
+    <w:p>
+      <w:pPr>
+        <w:tabs>
+          <w:tab w:val="right" w:pos="9026"/>
+        </w:tabs>
+        <w:spacing w:after="120"/>
+        <w:ind w:left="0"/>
+      </w:pPr>
+      <w:hyperlink w:history="1" w:anchor="bm_19">
+        <w:r>
+          <w:rPr>
+            <w:b/>
+            <w:bCs/>
+            <w:color w:val="2D3B40"/>
+            <w:u w:val="single"/>
+          </w:rPr>
+          <w:t xml:space="preserve">8. Conclusion</w:t>
+        </w:r>
+      </w:hyperlink>
+    </w:p>
+    <w:p>
+      <w:pPr>
+        <w:tabs>
+          <w:tab w:val="right" w:pos="9026"/>
+        </w:tabs>
+        <w:spacing w:after="60"/>
+        <w:ind w:left="480"/>
+      </w:pPr>
+      <w:hyperlink w:history="1" w:anchor="bm_20">
+        <w:r>
+          <w:rPr>
+            <w:b w:val="false"/>
+            <w:bCs w:val="false"/>
+            <w:color w:val="2D3B40"/>
+            <w:u w:val="single"/>
+          </w:rPr>
+          <w:t xml:space="preserve">Possible Future Improvements</w:t>
+        </w:r>
+      </w:hyperlink>
+    </w:p>
     <w:p>
       <w:r>
         <w:br w:type="page"/>
@@ -123,9 +504,11 @@
         <w:pStyle w:val="Heading1"/>
         <w:spacing w:after="200" w:before="400"/>
       </w:pPr>
+      <w:bookmarkStart w:name="bm_1" w:id="1"/>
       <w:r>
         <w:t xml:space="preserve">1. Introduction</w:t>
       </w:r>
+      <w:bookmarkEnd w:id="1"/>
     </w:p>
     <w:p>
       <w:pPr>
@@ -148,9 +531,11 @@
         <w:pStyle w:val="Heading2"/>
         <w:spacing w:after="150" w:before="300"/>
       </w:pPr>
+      <w:bookmarkStart w:name="bm_2" w:id="1"/>
       <w:r>
         <w:t xml:space="preserve">1.1 Objectives</w:t>
       </w:r>
+      <w:bookmarkEnd w:id="1"/>
     </w:p>
     <w:p>
       <w:pPr>
@@ -209,9 +594,11 @@
         <w:pStyle w:val="Heading1"/>
         <w:spacing w:after="200" w:before="400"/>
       </w:pPr>
+      <w:bookmarkStart w:name="bm_3" w:id="1"/>
       <w:r>
         <w:t xml:space="preserve">2. System Overview</w:t>
       </w:r>
+      <w:bookmarkEnd w:id="1"/>
     </w:p>
     <w:p>
       <w:pPr>
@@ -252,9 +639,11 @@
         <w:pStyle w:val="Heading2"/>
         <w:spacing w:after="150" w:before="300"/>
       </w:pPr>
+      <w:bookmarkStart w:name="bm_4" w:id="1"/>
       <w:r>
         <w:t xml:space="preserve">2.1 Core Features</w:t>
       </w:r>
+      <w:bookmarkEnd w:id="1"/>
     </w:p>
     <w:p>
       <w:pPr>
@@ -352,9 +741,11 @@
         <w:pStyle w:val="Heading2"/>
         <w:spacing w:after="150" w:before="300"/>
       </w:pPr>
+      <w:bookmarkStart w:name="bm_5" w:id="1"/>
       <w:r>
         <w:t xml:space="preserve">2.2 User Roles</w:t>
       </w:r>
+      <w:bookmarkEnd w:id="1"/>
     </w:p>
     <w:tbl>
       <w:tblPr>
@@ -586,9 +977,11 @@
         <w:pStyle w:val="Heading1"/>
         <w:spacing w:after="200" w:before="400"/>
       </w:pPr>
+      <w:bookmarkStart w:name="bm_6" w:id="1"/>
       <w:r>
         <w:t xml:space="preserve">3. Architecture and Design</w:t>
       </w:r>
+      <w:bookmarkEnd w:id="1"/>
     </w:p>
     <w:p>
       <w:pPr>
@@ -603,9 +996,11 @@
         <w:pStyle w:val="Heading2"/>
         <w:spacing w:after="150" w:before="300"/>
       </w:pPr>
+      <w:bookmarkStart w:name="bm_7" w:id="1"/>
       <w:r>
         <w:t xml:space="preserve">3.1 Class Overview</w:t>
       </w:r>
+      <w:bookmarkEnd w:id="1"/>
     </w:p>
     <w:tbl>
       <w:tblPr>
@@ -1091,9 +1486,11 @@
         <w:pStyle w:val="Heading2"/>
         <w:spacing w:after="150" w:before="300"/>
       </w:pPr>
+      <w:bookmarkStart w:name="bm_8" w:id="1"/>
       <w:r>
         <w:t xml:space="preserve">3.2 Object-Oriented Concepts Applied</w:t>
       </w:r>
+      <w:bookmarkEnd w:id="1"/>
     </w:p>
     <w:p>
       <w:pPr>
@@ -1152,9 +1549,11 @@
         <w:pStyle w:val="Heading2"/>
         <w:spacing w:after="150" w:before="300"/>
       </w:pPr>
+      <w:bookmarkStart w:name="bm_9" w:id="1"/>
       <w:r>
         <w:t xml:space="preserve">3.3 Application Flow</w:t>
       </w:r>
+      <w:bookmarkEnd w:id="1"/>
     </w:p>
     <w:p>
       <w:pPr>
@@ -1226,9 +1625,11 @@
         <w:pStyle w:val="Heading1"/>
         <w:spacing w:after="200" w:before="400"/>
       </w:pPr>
+      <w:bookmarkStart w:name="bm_10" w:id="1"/>
       <w:r>
         <w:t xml:space="preserve">4. Database Design</w:t>
       </w:r>
+      <w:bookmarkEnd w:id="1"/>
     </w:p>
     <w:p>
       <w:pPr>
@@ -1243,9 +1644,11 @@
         <w:pStyle w:val="Heading2"/>
         <w:spacing w:after="150" w:before="300"/>
       </w:pPr>
+      <w:bookmarkStart w:name="bm_11" w:id="1"/>
       <w:r>
         <w:t xml:space="preserve">4.1 Tables</w:t>
       </w:r>
+      <w:bookmarkEnd w:id="1"/>
     </w:p>
     <w:tbl>
       <w:tblPr>
@@ -1749,9 +2152,11 @@
         <w:pStyle w:val="Heading2"/>
         <w:spacing w:after="150" w:before="300"/>
       </w:pPr>
+      <w:bookmarkStart w:name="bm_12" w:id="1"/>
       <w:r>
         <w:t xml:space="preserve">4.2 Relationships</w:t>
       </w:r>
+      <w:bookmarkEnd w:id="1"/>
     </w:p>
     <w:p>
       <w:pPr>
@@ -1797,9 +2202,11 @@
         <w:pStyle w:val="Heading1"/>
         <w:spacing w:after="200" w:before="400"/>
       </w:pPr>
+      <w:bookmarkStart w:name="bm_13" w:id="1"/>
       <w:r>
         <w:t xml:space="preserve">5. Technology Stack</w:t>
       </w:r>
+      <w:bookmarkEnd w:id="1"/>
     </w:p>
     <w:tbl>
       <w:tblPr>
@@ -2193,18 +2600,17 @@
         <w:pStyle w:val="Heading1"/>
         <w:spacing w:after="200" w:before="400"/>
       </w:pPr>
+      <w:bookmarkStart w:name="bm_14" w:id="1"/>
       <w:r>
         <w:t xml:space="preserve">6. Project Structure</w:t>
       </w:r>
+      <w:bookmarkEnd w:id="1"/>
     </w:p>
     <w:p>
       <w:pPr>
         <w:spacing w:after="150"/>
       </w:pPr>
       <w:r>
-        <w:rPr>
-          <w:rFonts w:ascii="Consolas" w:cs="Consolas" w:eastAsia="Consolas" w:hAnsi="Consolas"/>
-        </w:rPr>
         <w:t xml:space="preserve">ALDIWAN6/</w:t>
       </w:r>
     </w:p>
@@ -2286,18 +2692,22 @@
         <w:pStyle w:val="Heading1"/>
         <w:spacing w:after="200" w:before="400"/>
       </w:pPr>
+      <w:bookmarkStart w:name="bm_15" w:id="1"/>
       <w:r>
         <w:t xml:space="preserve">7. Setup and Usage</w:t>
       </w:r>
+      <w:bookmarkEnd w:id="1"/>
     </w:p>
     <w:p>
       <w:pPr>
         <w:pStyle w:val="Heading2"/>
         <w:spacing w:after="150" w:before="300"/>
       </w:pPr>
+      <w:bookmarkStart w:name="bm_16" w:id="1"/>
       <w:r>
         <w:t xml:space="preserve">7.1 Prerequisites</w:t>
       </w:r>
+      <w:bookmarkEnd w:id="1"/>
     </w:p>
     <w:p>
       <w:pPr>
@@ -2343,9 +2753,11 @@
         <w:pStyle w:val="Heading2"/>
         <w:spacing w:after="150" w:before="300"/>
       </w:pPr>
+      <w:bookmarkStart w:name="bm_17" w:id="1"/>
       <w:r>
         <w:t xml:space="preserve">7.2 Steps</w:t>
       </w:r>
+      <w:bookmarkEnd w:id="1"/>
     </w:p>
     <w:p>
       <w:pPr>
@@ -2391,9 +2803,11 @@
         <w:pStyle w:val="Heading2"/>
         <w:spacing w:after="150" w:before="300"/>
       </w:pPr>
+      <w:bookmarkStart w:name="bm_18" w:id="1"/>
       <w:r>
         <w:t xml:space="preserve">7.3 Sample Accounts</w:t>
       </w:r>
+      <w:bookmarkEnd w:id="1"/>
     </w:p>
     <w:p>
       <w:pPr>
@@ -2408,9 +2822,11 @@
         <w:pStyle w:val="Heading1"/>
         <w:spacing w:after="200" w:before="400"/>
       </w:pPr>
+      <w:bookmarkStart w:name="bm_19" w:id="1"/>
       <w:r>
         <w:t xml:space="preserve">8. Conclusion</w:t>
       </w:r>
+      <w:bookmarkEnd w:id="1"/>
     </w:p>
     <w:p>
       <w:pPr>
@@ -2425,9 +2841,11 @@
         <w:pStyle w:val="Heading2"/>
         <w:spacing w:after="150" w:before="300"/>
       </w:pPr>
+      <w:bookmarkStart w:name="bm_20" w:id="1"/>
       <w:r>
         <w:t xml:space="preserve">Possible Future Improvements</w:t>
       </w:r>
+      <w:bookmarkEnd w:id="1"/>
     </w:p>
     <w:p>
       <w:pPr>

--- a/docs/ALDIWAN_Project_Report.docx
+++ b/docs/ALDIWAN_Project_Report.docx
@@ -531,11 +531,11 @@
         <w:pStyle w:val="Heading2"/>
         <w:spacing w:after="150" w:before="300"/>
       </w:pPr>
-      <w:bookmarkStart w:name="bm_2" w:id="1"/>
+      <w:bookmarkStart w:name="bm_2" w:id="2"/>
       <w:r>
         <w:t xml:space="preserve">1.1 Objectives</w:t>
       </w:r>
-      <w:bookmarkEnd w:id="1"/>
+      <w:bookmarkEnd w:id="2"/>
     </w:p>
     <w:p>
       <w:pPr>
@@ -594,11 +594,11 @@
         <w:pStyle w:val="Heading1"/>
         <w:spacing w:after="200" w:before="400"/>
       </w:pPr>
-      <w:bookmarkStart w:name="bm_3" w:id="1"/>
+      <w:bookmarkStart w:name="bm_3" w:id="3"/>
       <w:r>
         <w:t xml:space="preserve">2. System Overview</w:t>
       </w:r>
-      <w:bookmarkEnd w:id="1"/>
+      <w:bookmarkEnd w:id="3"/>
     </w:p>
     <w:p>
       <w:pPr>
@@ -639,11 +639,11 @@
         <w:pStyle w:val="Heading2"/>
         <w:spacing w:after="150" w:before="300"/>
       </w:pPr>
-      <w:bookmarkStart w:name="bm_4" w:id="1"/>
+      <w:bookmarkStart w:name="bm_4" w:id="4"/>
       <w:r>
         <w:t xml:space="preserve">2.1 Core Features</w:t>
       </w:r>
-      <w:bookmarkEnd w:id="1"/>
+      <w:bookmarkEnd w:id="4"/>
     </w:p>
     <w:p>
       <w:pPr>
@@ -741,11 +741,11 @@
         <w:pStyle w:val="Heading2"/>
         <w:spacing w:after="150" w:before="300"/>
       </w:pPr>
-      <w:bookmarkStart w:name="bm_5" w:id="1"/>
+      <w:bookmarkStart w:name="bm_5" w:id="5"/>
       <w:r>
         <w:t xml:space="preserve">2.2 User Roles</w:t>
       </w:r>
-      <w:bookmarkEnd w:id="1"/>
+      <w:bookmarkEnd w:id="5"/>
     </w:p>
     <w:tbl>
       <w:tblPr>
@@ -977,11 +977,11 @@
         <w:pStyle w:val="Heading1"/>
         <w:spacing w:after="200" w:before="400"/>
       </w:pPr>
-      <w:bookmarkStart w:name="bm_6" w:id="1"/>
+      <w:bookmarkStart w:name="bm_6" w:id="6"/>
       <w:r>
         <w:t xml:space="preserve">3. Architecture and Design</w:t>
       </w:r>
-      <w:bookmarkEnd w:id="1"/>
+      <w:bookmarkEnd w:id="6"/>
     </w:p>
     <w:p>
       <w:pPr>
@@ -996,11 +996,11 @@
         <w:pStyle w:val="Heading2"/>
         <w:spacing w:after="150" w:before="300"/>
       </w:pPr>
-      <w:bookmarkStart w:name="bm_7" w:id="1"/>
+      <w:bookmarkStart w:name="bm_7" w:id="7"/>
       <w:r>
         <w:t xml:space="preserve">3.1 Class Overview</w:t>
       </w:r>
-      <w:bookmarkEnd w:id="1"/>
+      <w:bookmarkEnd w:id="7"/>
     </w:p>
     <w:tbl>
       <w:tblPr>
@@ -1486,11 +1486,11 @@
         <w:pStyle w:val="Heading2"/>
         <w:spacing w:after="150" w:before="300"/>
       </w:pPr>
-      <w:bookmarkStart w:name="bm_8" w:id="1"/>
+      <w:bookmarkStart w:name="bm_8" w:id="8"/>
       <w:r>
         <w:t xml:space="preserve">3.2 Object-Oriented Concepts Applied</w:t>
       </w:r>
-      <w:bookmarkEnd w:id="1"/>
+      <w:bookmarkEnd w:id="8"/>
     </w:p>
     <w:p>
       <w:pPr>
@@ -1549,11 +1549,11 @@
         <w:pStyle w:val="Heading2"/>
         <w:spacing w:after="150" w:before="300"/>
       </w:pPr>
-      <w:bookmarkStart w:name="bm_9" w:id="1"/>
+      <w:bookmarkStart w:name="bm_9" w:id="9"/>
       <w:r>
         <w:t xml:space="preserve">3.3 Application Flow</w:t>
       </w:r>
-      <w:bookmarkEnd w:id="1"/>
+      <w:bookmarkEnd w:id="9"/>
     </w:p>
     <w:p>
       <w:pPr>
@@ -1625,11 +1625,11 @@
         <w:pStyle w:val="Heading1"/>
         <w:spacing w:after="200" w:before="400"/>
       </w:pPr>
-      <w:bookmarkStart w:name="bm_10" w:id="1"/>
+      <w:bookmarkStart w:name="bm_10" w:id="10"/>
       <w:r>
         <w:t xml:space="preserve">4. Database Design</w:t>
       </w:r>
-      <w:bookmarkEnd w:id="1"/>
+      <w:bookmarkEnd w:id="10"/>
     </w:p>
     <w:p>
       <w:pPr>
@@ -1644,11 +1644,11 @@
         <w:pStyle w:val="Heading2"/>
         <w:spacing w:after="150" w:before="300"/>
       </w:pPr>
-      <w:bookmarkStart w:name="bm_11" w:id="1"/>
+      <w:bookmarkStart w:name="bm_11" w:id="11"/>
       <w:r>
         <w:t xml:space="preserve">4.1 Tables</w:t>
       </w:r>
-      <w:bookmarkEnd w:id="1"/>
+      <w:bookmarkEnd w:id="11"/>
     </w:p>
     <w:tbl>
       <w:tblPr>
@@ -2152,11 +2152,11 @@
         <w:pStyle w:val="Heading2"/>
         <w:spacing w:after="150" w:before="300"/>
       </w:pPr>
-      <w:bookmarkStart w:name="bm_12" w:id="1"/>
+      <w:bookmarkStart w:name="bm_12" w:id="12"/>
       <w:r>
         <w:t xml:space="preserve">4.2 Relationships</w:t>
       </w:r>
-      <w:bookmarkEnd w:id="1"/>
+      <w:bookmarkEnd w:id="12"/>
     </w:p>
     <w:p>
       <w:pPr>
@@ -2202,11 +2202,11 @@
         <w:pStyle w:val="Heading1"/>
         <w:spacing w:after="200" w:before="400"/>
       </w:pPr>
-      <w:bookmarkStart w:name="bm_13" w:id="1"/>
+      <w:bookmarkStart w:name="bm_13" w:id="13"/>
       <w:r>
         <w:t xml:space="preserve">5. Technology Stack</w:t>
       </w:r>
-      <w:bookmarkEnd w:id="1"/>
+      <w:bookmarkEnd w:id="13"/>
     </w:p>
     <w:tbl>
       <w:tblPr>
@@ -2600,11 +2600,11 @@
         <w:pStyle w:val="Heading1"/>
         <w:spacing w:after="200" w:before="400"/>
       </w:pPr>
-      <w:bookmarkStart w:name="bm_14" w:id="1"/>
+      <w:bookmarkStart w:name="bm_14" w:id="14"/>
       <w:r>
         <w:t xml:space="preserve">6. Project Structure</w:t>
       </w:r>
-      <w:bookmarkEnd w:id="1"/>
+      <w:bookmarkEnd w:id="14"/>
     </w:p>
     <w:p>
       <w:pPr>
@@ -2692,22 +2692,22 @@
         <w:pStyle w:val="Heading1"/>
         <w:spacing w:after="200" w:before="400"/>
       </w:pPr>
-      <w:bookmarkStart w:name="bm_15" w:id="1"/>
+      <w:bookmarkStart w:name="bm_15" w:id="15"/>
       <w:r>
         <w:t xml:space="preserve">7. Setup and Usage</w:t>
       </w:r>
-      <w:bookmarkEnd w:id="1"/>
+      <w:bookmarkEnd w:id="15"/>
     </w:p>
     <w:p>
       <w:pPr>
         <w:pStyle w:val="Heading2"/>
         <w:spacing w:after="150" w:before="300"/>
       </w:pPr>
-      <w:bookmarkStart w:name="bm_16" w:id="1"/>
+      <w:bookmarkStart w:name="bm_16" w:id="16"/>
       <w:r>
         <w:t xml:space="preserve">7.1 Prerequisites</w:t>
       </w:r>
-      <w:bookmarkEnd w:id="1"/>
+      <w:bookmarkEnd w:id="16"/>
     </w:p>
     <w:p>
       <w:pPr>
@@ -2753,11 +2753,11 @@
         <w:pStyle w:val="Heading2"/>
         <w:spacing w:after="150" w:before="300"/>
       </w:pPr>
-      <w:bookmarkStart w:name="bm_17" w:id="1"/>
+      <w:bookmarkStart w:name="bm_17" w:id="17"/>
       <w:r>
         <w:t xml:space="preserve">7.2 Steps</w:t>
       </w:r>
-      <w:bookmarkEnd w:id="1"/>
+      <w:bookmarkEnd w:id="17"/>
     </w:p>
     <w:p>
       <w:pPr>
@@ -2803,11 +2803,11 @@
         <w:pStyle w:val="Heading2"/>
         <w:spacing w:after="150" w:before="300"/>
       </w:pPr>
-      <w:bookmarkStart w:name="bm_18" w:id="1"/>
+      <w:bookmarkStart w:name="bm_18" w:id="18"/>
       <w:r>
         <w:t xml:space="preserve">7.3 Sample Accounts</w:t>
       </w:r>
-      <w:bookmarkEnd w:id="1"/>
+      <w:bookmarkEnd w:id="18"/>
     </w:p>
     <w:p>
       <w:pPr>
@@ -2822,11 +2822,11 @@
         <w:pStyle w:val="Heading1"/>
         <w:spacing w:after="200" w:before="400"/>
       </w:pPr>
-      <w:bookmarkStart w:name="bm_19" w:id="1"/>
+      <w:bookmarkStart w:name="bm_19" w:id="19"/>
       <w:r>
         <w:t xml:space="preserve">8. Conclusion</w:t>
       </w:r>
-      <w:bookmarkEnd w:id="1"/>
+      <w:bookmarkEnd w:id="19"/>
     </w:p>
     <w:p>
       <w:pPr>
@@ -2841,11 +2841,11 @@
         <w:pStyle w:val="Heading2"/>
         <w:spacing w:after="150" w:before="300"/>
       </w:pPr>
-      <w:bookmarkStart w:name="bm_20" w:id="1"/>
+      <w:bookmarkStart w:name="bm_20" w:id="20"/>
       <w:r>
         <w:t xml:space="preserve">Possible Future Improvements</w:t>
       </w:r>
-      <w:bookmarkEnd w:id="1"/>
+      <w:bookmarkEnd w:id="20"/>
     </w:p>
     <w:p>
       <w:pPr>

--- a/docs/ALDIWAN_Project_Report.docx
+++ b/docs/ALDIWAN_Project_Report.docx
@@ -4,11 +4,14 @@
   <w:body>
     <w:p>
       <w:pPr>
+        <w:bidi w:val="false"/>
         <w:spacing w:before="2000"/>
-      </w:pPr>
-    </w:p>
-    <w:p>
-      <w:pPr>
+        <w:jc w:val="center"/>
+      </w:pPr>
+    </w:p>
+    <w:p>
+      <w:pPr>
+        <w:bidi w:val="false"/>
         <w:jc w:val="center"/>
       </w:pPr>
       <w:r>
@@ -24,6 +27,7 @@
     </w:p>
     <w:p>
       <w:pPr>
+        <w:bidi w:val="false"/>
         <w:spacing w:after="400" w:before="100"/>
         <w:jc w:val="center"/>
       </w:pPr>
@@ -39,6 +43,7 @@
     </w:p>
     <w:p>
       <w:pPr>
+        <w:bidi w:val="false"/>
         <w:spacing w:before="200"/>
         <w:jc w:val="center"/>
       </w:pPr>
@@ -54,6 +59,7 @@
     </w:p>
     <w:p>
       <w:pPr>
+        <w:bidi w:val="false"/>
         <w:spacing w:before="100"/>
         <w:jc w:val="center"/>
       </w:pPr>
@@ -68,6 +74,7 @@
     </w:p>
     <w:p>
       <w:pPr>
+        <w:bidi w:val="false"/>
         <w:spacing w:before="800"/>
         <w:jc w:val="center"/>
       </w:pPr>
@@ -77,7 +84,7 @@
           <w:sz w:val="22"/>
           <w:szCs w:val="22"/>
         </w:rPr>
-        <w:t xml:space="preserve">Java Swing  |  MySQL  |  NetBeans</w:t>
+        <w:t xml:space="preserve">Java Swing | MySQL | NetBeans</w:t>
       </w:r>
     </w:p>
     <w:p>
@@ -88,664 +95,282 @@
     <w:p>
       <w:pPr>
         <w:pStyle w:val="Heading1"/>
-        <w:spacing w:after="300" w:before="0"/>
-      </w:pPr>
-      <w:r>
-        <w:t xml:space="preserve">Table of Contents</w:t>
-      </w:r>
-    </w:p>
-    <w:p>
-      <w:pPr>
-        <w:tabs>
-          <w:tab w:val="right" w:pos="9026"/>
-        </w:tabs>
-        <w:spacing w:after="120"/>
-        <w:ind w:left="0"/>
-      </w:pPr>
-      <w:hyperlink w:history="1" w:anchor="bm_1">
-        <w:r>
-          <w:rPr>
-            <w:b/>
-            <w:bCs/>
-            <w:color w:val="2D3B40"/>
-            <w:u w:val="single"/>
-          </w:rPr>
-          <w:t xml:space="preserve">1. Introduction</w:t>
-        </w:r>
-      </w:hyperlink>
-    </w:p>
-    <w:p>
-      <w:pPr>
-        <w:tabs>
-          <w:tab w:val="right" w:pos="9026"/>
-        </w:tabs>
-        <w:spacing w:after="60"/>
-        <w:ind w:left="480"/>
-      </w:pPr>
-      <w:hyperlink w:history="1" w:anchor="bm_2">
-        <w:r>
-          <w:rPr>
-            <w:b w:val="false"/>
-            <w:bCs w:val="false"/>
-            <w:color w:val="2D3B40"/>
-            <w:u w:val="single"/>
-          </w:rPr>
-          <w:t xml:space="preserve">1.1 Objectives</w:t>
-        </w:r>
-      </w:hyperlink>
-    </w:p>
-    <w:p>
-      <w:pPr>
-        <w:tabs>
-          <w:tab w:val="right" w:pos="9026"/>
-        </w:tabs>
-        <w:spacing w:after="120"/>
-        <w:ind w:left="0"/>
-      </w:pPr>
-      <w:hyperlink w:history="1" w:anchor="bm_3">
-        <w:r>
-          <w:rPr>
-            <w:b/>
-            <w:bCs/>
-            <w:color w:val="2D3B40"/>
-            <w:u w:val="single"/>
-          </w:rPr>
-          <w:t xml:space="preserve">2. System Overview</w:t>
-        </w:r>
-      </w:hyperlink>
-    </w:p>
-    <w:p>
-      <w:pPr>
-        <w:tabs>
-          <w:tab w:val="right" w:pos="9026"/>
-        </w:tabs>
-        <w:spacing w:after="60"/>
-        <w:ind w:left="480"/>
-      </w:pPr>
-      <w:hyperlink w:history="1" w:anchor="bm_4">
-        <w:r>
-          <w:rPr>
-            <w:b w:val="false"/>
-            <w:bCs w:val="false"/>
-            <w:color w:val="2D3B40"/>
-            <w:u w:val="single"/>
-          </w:rPr>
-          <w:t xml:space="preserve">2.1 Core Features</w:t>
-        </w:r>
-      </w:hyperlink>
-    </w:p>
-    <w:p>
-      <w:pPr>
-        <w:tabs>
-          <w:tab w:val="right" w:pos="9026"/>
-        </w:tabs>
-        <w:spacing w:after="60"/>
-        <w:ind w:left="480"/>
-      </w:pPr>
-      <w:hyperlink w:history="1" w:anchor="bm_5">
-        <w:r>
-          <w:rPr>
-            <w:b w:val="false"/>
-            <w:bCs w:val="false"/>
-            <w:color w:val="2D3B40"/>
-            <w:u w:val="single"/>
-          </w:rPr>
-          <w:t xml:space="preserve">2.2 User Roles</w:t>
-        </w:r>
-      </w:hyperlink>
-    </w:p>
-    <w:p>
-      <w:pPr>
-        <w:tabs>
-          <w:tab w:val="right" w:pos="9026"/>
-        </w:tabs>
-        <w:spacing w:after="120"/>
-        <w:ind w:left="0"/>
-      </w:pPr>
-      <w:hyperlink w:history="1" w:anchor="bm_6">
-        <w:r>
-          <w:rPr>
-            <w:b/>
-            <w:bCs/>
-            <w:color w:val="2D3B40"/>
-            <w:u w:val="single"/>
-          </w:rPr>
-          <w:t xml:space="preserve">3. Architecture and Design</w:t>
-        </w:r>
-      </w:hyperlink>
-    </w:p>
-    <w:p>
-      <w:pPr>
-        <w:tabs>
-          <w:tab w:val="right" w:pos="9026"/>
-        </w:tabs>
-        <w:spacing w:after="60"/>
-        <w:ind w:left="480"/>
-      </w:pPr>
-      <w:hyperlink w:history="1" w:anchor="bm_7">
-        <w:r>
-          <w:rPr>
-            <w:b w:val="false"/>
-            <w:bCs w:val="false"/>
-            <w:color w:val="2D3B40"/>
-            <w:u w:val="single"/>
-          </w:rPr>
-          <w:t xml:space="preserve">3.1 Class Overview</w:t>
-        </w:r>
-      </w:hyperlink>
-    </w:p>
-    <w:p>
-      <w:pPr>
-        <w:tabs>
-          <w:tab w:val="right" w:pos="9026"/>
-        </w:tabs>
-        <w:spacing w:after="60"/>
-        <w:ind w:left="480"/>
-      </w:pPr>
-      <w:hyperlink w:history="1" w:anchor="bm_8">
-        <w:r>
-          <w:rPr>
-            <w:b w:val="false"/>
-            <w:bCs w:val="false"/>
-            <w:color w:val="2D3B40"/>
-            <w:u w:val="single"/>
-          </w:rPr>
-          <w:t xml:space="preserve">3.2 Object-Oriented Concepts Applied</w:t>
-        </w:r>
-      </w:hyperlink>
-    </w:p>
-    <w:p>
-      <w:pPr>
-        <w:tabs>
-          <w:tab w:val="right" w:pos="9026"/>
-        </w:tabs>
-        <w:spacing w:after="60"/>
-        <w:ind w:left="480"/>
-      </w:pPr>
-      <w:hyperlink w:history="1" w:anchor="bm_9">
-        <w:r>
-          <w:rPr>
-            <w:b w:val="false"/>
-            <w:bCs w:val="false"/>
-            <w:color w:val="2D3B40"/>
-            <w:u w:val="single"/>
-          </w:rPr>
-          <w:t xml:space="preserve">3.3 Application Flow</w:t>
-        </w:r>
-      </w:hyperlink>
-    </w:p>
-    <w:p>
-      <w:pPr>
-        <w:tabs>
-          <w:tab w:val="right" w:pos="9026"/>
-        </w:tabs>
-        <w:spacing w:after="120"/>
-        <w:ind w:left="0"/>
-      </w:pPr>
-      <w:hyperlink w:history="1" w:anchor="bm_10">
-        <w:r>
-          <w:rPr>
-            <w:b/>
-            <w:bCs/>
-            <w:color w:val="2D3B40"/>
-            <w:u w:val="single"/>
-          </w:rPr>
-          <w:t xml:space="preserve">4. Database Design</w:t>
-        </w:r>
-      </w:hyperlink>
-    </w:p>
-    <w:p>
-      <w:pPr>
-        <w:tabs>
-          <w:tab w:val="right" w:pos="9026"/>
-        </w:tabs>
-        <w:spacing w:after="60"/>
-        <w:ind w:left="480"/>
-      </w:pPr>
-      <w:hyperlink w:history="1" w:anchor="bm_11">
-        <w:r>
-          <w:rPr>
-            <w:b w:val="false"/>
-            <w:bCs w:val="false"/>
-            <w:color w:val="2D3B40"/>
-            <w:u w:val="single"/>
-          </w:rPr>
-          <w:t xml:space="preserve">4.1 Tables</w:t>
-        </w:r>
-      </w:hyperlink>
-    </w:p>
-    <w:p>
-      <w:pPr>
-        <w:tabs>
-          <w:tab w:val="right" w:pos="9026"/>
-        </w:tabs>
-        <w:spacing w:after="60"/>
-        <w:ind w:left="480"/>
-      </w:pPr>
-      <w:hyperlink w:history="1" w:anchor="bm_12">
-        <w:r>
-          <w:rPr>
-            <w:b w:val="false"/>
-            <w:bCs w:val="false"/>
-            <w:color w:val="2D3B40"/>
-            <w:u w:val="single"/>
-          </w:rPr>
-          <w:t xml:space="preserve">4.2 Relationships</w:t>
-        </w:r>
-      </w:hyperlink>
-    </w:p>
-    <w:p>
-      <w:pPr>
-        <w:tabs>
-          <w:tab w:val="right" w:pos="9026"/>
-        </w:tabs>
-        <w:spacing w:after="120"/>
-        <w:ind w:left="0"/>
-      </w:pPr>
-      <w:hyperlink w:history="1" w:anchor="bm_13">
-        <w:r>
-          <w:rPr>
-            <w:b/>
-            <w:bCs/>
-            <w:color w:val="2D3B40"/>
-            <w:u w:val="single"/>
-          </w:rPr>
-          <w:t xml:space="preserve">5. Technology Stack</w:t>
-        </w:r>
-      </w:hyperlink>
-    </w:p>
-    <w:p>
-      <w:pPr>
-        <w:tabs>
-          <w:tab w:val="right" w:pos="9026"/>
-        </w:tabs>
-        <w:spacing w:after="120"/>
-        <w:ind w:left="0"/>
-      </w:pPr>
-      <w:hyperlink w:history="1" w:anchor="bm_14">
-        <w:r>
-          <w:rPr>
-            <w:b/>
-            <w:bCs/>
-            <w:color w:val="2D3B40"/>
-            <w:u w:val="single"/>
-          </w:rPr>
-          <w:t xml:space="preserve">6. Project Structure</w:t>
-        </w:r>
-      </w:hyperlink>
-    </w:p>
-    <w:p>
-      <w:pPr>
-        <w:tabs>
-          <w:tab w:val="right" w:pos="9026"/>
-        </w:tabs>
-        <w:spacing w:after="120"/>
-        <w:ind w:left="0"/>
-      </w:pPr>
-      <w:hyperlink w:history="1" w:anchor="bm_15">
-        <w:r>
-          <w:rPr>
-            <w:b/>
-            <w:bCs/>
-            <w:color w:val="2D3B40"/>
-            <w:u w:val="single"/>
-          </w:rPr>
-          <w:t xml:space="preserve">7. Setup and Usage</w:t>
-        </w:r>
-      </w:hyperlink>
-    </w:p>
-    <w:p>
-      <w:pPr>
-        <w:tabs>
-          <w:tab w:val="right" w:pos="9026"/>
-        </w:tabs>
-        <w:spacing w:after="60"/>
-        <w:ind w:left="480"/>
-      </w:pPr>
-      <w:hyperlink w:history="1" w:anchor="bm_16">
-        <w:r>
-          <w:rPr>
-            <w:b w:val="false"/>
-            <w:bCs w:val="false"/>
-            <w:color w:val="2D3B40"/>
-            <w:u w:val="single"/>
-          </w:rPr>
-          <w:t xml:space="preserve">7.1 Prerequisites</w:t>
-        </w:r>
-      </w:hyperlink>
-    </w:p>
-    <w:p>
-      <w:pPr>
-        <w:tabs>
-          <w:tab w:val="right" w:pos="9026"/>
-        </w:tabs>
-        <w:spacing w:after="60"/>
-        <w:ind w:left="480"/>
-      </w:pPr>
-      <w:hyperlink w:history="1" w:anchor="bm_17">
-        <w:r>
-          <w:rPr>
-            <w:b w:val="false"/>
-            <w:bCs w:val="false"/>
-            <w:color w:val="2D3B40"/>
-            <w:u w:val="single"/>
-          </w:rPr>
-          <w:t xml:space="preserve">7.2 Steps</w:t>
-        </w:r>
-      </w:hyperlink>
-    </w:p>
-    <w:p>
-      <w:pPr>
-        <w:tabs>
-          <w:tab w:val="right" w:pos="9026"/>
-        </w:tabs>
-        <w:spacing w:after="60"/>
-        <w:ind w:left="480"/>
-      </w:pPr>
-      <w:hyperlink w:history="1" w:anchor="bm_18">
-        <w:r>
-          <w:rPr>
-            <w:b w:val="false"/>
-            <w:bCs w:val="false"/>
-            <w:color w:val="2D3B40"/>
-            <w:u w:val="single"/>
-          </w:rPr>
-          <w:t xml:space="preserve">7.3 Sample Accounts</w:t>
-        </w:r>
-      </w:hyperlink>
-    </w:p>
-    <w:p>
-      <w:pPr>
-        <w:tabs>
-          <w:tab w:val="right" w:pos="9026"/>
-        </w:tabs>
-        <w:spacing w:after="120"/>
-        <w:ind w:left="0"/>
-      </w:pPr>
-      <w:hyperlink w:history="1" w:anchor="bm_19">
-        <w:r>
-          <w:rPr>
-            <w:b/>
-            <w:bCs/>
-            <w:color w:val="2D3B40"/>
-            <w:u w:val="single"/>
-          </w:rPr>
-          <w:t xml:space="preserve">8. Conclusion</w:t>
-        </w:r>
-      </w:hyperlink>
-    </w:p>
-    <w:p>
-      <w:pPr>
-        <w:tabs>
-          <w:tab w:val="right" w:pos="9026"/>
-        </w:tabs>
-        <w:spacing w:after="60"/>
-        <w:ind w:left="480"/>
-      </w:pPr>
-      <w:hyperlink w:history="1" w:anchor="bm_20">
-        <w:r>
-          <w:rPr>
-            <w:b w:val="false"/>
-            <w:bCs w:val="false"/>
-            <w:color w:val="2D3B40"/>
-            <w:u w:val="single"/>
-          </w:rPr>
-          <w:t xml:space="preserve">Possible Future Improvements</w:t>
-        </w:r>
-      </w:hyperlink>
-    </w:p>
-    <w:p>
-      <w:r>
-        <w:br w:type="page"/>
+        <w:bidi w:val="false"/>
+        <w:spacing w:after="200" w:before="400"/>
+        <w:jc w:val="left"/>
+      </w:pPr>
+      <w:r>
+        <w:t xml:space="preserve">1. Introduction</w:t>
+      </w:r>
+    </w:p>
+    <w:p>
+      <w:pPr>
+        <w:bidi w:val="false"/>
+        <w:spacing w:after="150"/>
+        <w:jc w:val="left"/>
+      </w:pPr>
+      <w:r>
+        <w:t xml:space="preserve">ALDIWAN is a desktop restaurant management system developed in Java as an Object-Oriented Programming course project. It provides a single application through which restaurant staff can authenticate, take customer orders, process payments, manage takeaway deliveries, and, for managers, monitor staff and sales activity through a visual dashboard.</w:t>
+      </w:r>
+    </w:p>
+    <w:p>
+      <w:pPr>
+        <w:bidi w:val="false"/>
+        <w:spacing w:after="150"/>
+        <w:jc w:val="left"/>
+      </w:pPr>
+      <w:r>
+        <w:t xml:space="preserve">The application is built with Java Swing for the user interface, backed by a MySQL relational database for persistent storage of customers, menu items, orders, payments, and staff records.</w:t>
+      </w:r>
+    </w:p>
+    <w:p>
+      <w:pPr>
+        <w:pStyle w:val="Heading2"/>
+        <w:bidi w:val="false"/>
+        <w:spacing w:after="150" w:before="300"/>
+        <w:jc w:val="left"/>
+      </w:pPr>
+      <w:r>
+        <w:t xml:space="preserve">1.1 Objectives</w:t>
+      </w:r>
+    </w:p>
+    <w:p>
+      <w:pPr>
+        <w:pStyle w:val="ListParagraph"/>
+        <w:numPr>
+          <w:ilvl w:val="0"/>
+          <w:numId w:val="2"/>
+        </w:numPr>
+        <w:bidi w:val="false"/>
+        <w:spacing w:after="80"/>
+        <w:jc w:val="left"/>
+      </w:pPr>
+      <w:r>
+        <w:t xml:space="preserve">Apply core object-oriented design principles (encapsulation, class composition, inheritance from Swing components) in a realistic, multi-screen desktop application.</w:t>
+      </w:r>
+    </w:p>
+    <w:p>
+      <w:pPr>
+        <w:pStyle w:val="ListParagraph"/>
+        <w:numPr>
+          <w:ilvl w:val="0"/>
+          <w:numId w:val="2"/>
+        </w:numPr>
+        <w:bidi w:val="false"/>
+        <w:spacing w:after="80"/>
+        <w:jc w:val="left"/>
+      </w:pPr>
+      <w:r>
+        <w:t xml:space="preserve">Model a small restaurant's operations, including ordering, payment, delivery, and staff administration, as a relational database and a matching set of Java classes.</w:t>
+      </w:r>
+    </w:p>
+    <w:p>
+      <w:pPr>
+        <w:pStyle w:val="ListParagraph"/>
+        <w:numPr>
+          <w:ilvl w:val="0"/>
+          <w:numId w:val="2"/>
+        </w:numPr>
+        <w:bidi w:val="false"/>
+        <w:spacing w:after="80"/>
+        <w:jc w:val="left"/>
+      </w:pPr>
+      <w:r>
+        <w:t xml:space="preserve">Build a role-based application where managers and staff see different views and capabilities.</w:t>
+      </w:r>
+    </w:p>
+    <w:p>
+      <w:pPr>
+        <w:pStyle w:val="ListParagraph"/>
+        <w:numPr>
+          <w:ilvl w:val="0"/>
+          <w:numId w:val="2"/>
+        </w:numPr>
+        <w:bidi w:val="false"/>
+        <w:spacing w:after="80"/>
+        <w:jc w:val="left"/>
+      </w:pPr>
+      <w:r>
+        <w:t xml:space="preserve">Provide a working example of a Java Swing application connected to MySQL via JDBC, packaged as a runnable NetBeans/Ant project.</w:t>
       </w:r>
     </w:p>
     <w:p>
       <w:pPr>
         <w:pStyle w:val="Heading1"/>
+        <w:bidi w:val="false"/>
         <w:spacing w:after="200" w:before="400"/>
-      </w:pPr>
-      <w:bookmarkStart w:name="bm_1" w:id="1"/>
-      <w:r>
-        <w:t xml:space="preserve">1. Introduction</w:t>
-      </w:r>
-      <w:bookmarkEnd w:id="1"/>
-    </w:p>
-    <w:p>
-      <w:pPr>
+        <w:jc w:val="left"/>
+      </w:pPr>
+      <w:r>
+        <w:t xml:space="preserve">2. System Overview</w:t>
+      </w:r>
+    </w:p>
+    <w:p>
+      <w:pPr>
+        <w:bidi w:val="false"/>
         <w:spacing w:after="150"/>
-      </w:pPr>
-      <w:r>
-        <w:t xml:space="preserve">ALDIWAN is a desktop restaurant management system developed in Java as an Object-Oriented Programming course project. It provides a single application through which restaurant staff can authenticate, take customer orders, process payments, manage takeaway deliveries, and — for managers — monitor staff and sales activity through a visual dashboard.</w:t>
-      </w:r>
-    </w:p>
-    <w:p>
-      <w:pPr>
-        <w:spacing w:after="150"/>
-      </w:pPr>
-      <w:r>
-        <w:t xml:space="preserve">The application is built with Java Swing for the user interface, backed by a MySQL relational database for persistent storage of customers, menu items, orders, payments, and staff records.</w:t>
+        <w:jc w:val="left"/>
+      </w:pPr>
+      <w:r>
+        <w:t xml:space="preserve">The system is organized around a login step that routes each user to one of two experiences based on their role:</w:t>
+      </w:r>
+    </w:p>
+    <w:p>
+      <w:pPr>
+        <w:pStyle w:val="ListParagraph"/>
+        <w:numPr>
+          <w:ilvl w:val="0"/>
+          <w:numId w:val="2"/>
+        </w:numPr>
+        <w:bidi w:val="false"/>
+        <w:spacing w:after="80"/>
+        <w:jc w:val="left"/>
+      </w:pPr>
+      <w:r>
+        <w:t xml:space="preserve">Manager: lands on the Dashboard, with charts summarizing staff and order activity, and full control over adding, updating, and deleting staff records.</w:t>
+      </w:r>
+    </w:p>
+    <w:p>
+      <w:pPr>
+        <w:pStyle w:val="ListParagraph"/>
+        <w:numPr>
+          <w:ilvl w:val="0"/>
+          <w:numId w:val="2"/>
+        </w:numPr>
+        <w:bidi w:val="false"/>
+        <w:spacing w:after="80"/>
+        <w:jc w:val="left"/>
+      </w:pPr>
+      <w:r>
+        <w:t xml:space="preserve">User (staff): lands on the Menu screen to take and process customer orders.</w:t>
       </w:r>
     </w:p>
     <w:p>
       <w:pPr>
         <w:pStyle w:val="Heading2"/>
+        <w:bidi w:val="false"/>
         <w:spacing w:after="150" w:before="300"/>
-      </w:pPr>
-      <w:bookmarkStart w:name="bm_2" w:id="2"/>
-      <w:r>
-        <w:t xml:space="preserve">1.1 Objectives</w:t>
-      </w:r>
-      <w:bookmarkEnd w:id="2"/>
-    </w:p>
-    <w:p>
-      <w:pPr>
-        <w:pStyle w:val="ListParagraph"/>
-        <w:numPr>
-          <w:ilvl w:val="0"/>
-          <w:numId w:val="2"/>
-        </w:numPr>
-        <w:spacing w:after="80"/>
-      </w:pPr>
-      <w:r>
-        <w:t xml:space="preserve">Apply core object-oriented design principles (encapsulation, class composition, inheritance from Swing components) in a realistic, multi-screen desktop application.</w:t>
-      </w:r>
-    </w:p>
-    <w:p>
-      <w:pPr>
-        <w:pStyle w:val="ListParagraph"/>
-        <w:numPr>
-          <w:ilvl w:val="0"/>
-          <w:numId w:val="2"/>
-        </w:numPr>
-        <w:spacing w:after="80"/>
-      </w:pPr>
-      <w:r>
-        <w:t xml:space="preserve">Model a small restaurant's operations — ordering, payment, delivery, and staff administration — as a relational database and a matching set of Java classes.</w:t>
-      </w:r>
-    </w:p>
-    <w:p>
-      <w:pPr>
-        <w:pStyle w:val="ListParagraph"/>
-        <w:numPr>
-          <w:ilvl w:val="0"/>
-          <w:numId w:val="2"/>
-        </w:numPr>
-        <w:spacing w:after="80"/>
-      </w:pPr>
-      <w:r>
-        <w:t xml:space="preserve">Build a role-based application where managers and staff see different views and capabilities.</w:t>
-      </w:r>
-    </w:p>
-    <w:p>
-      <w:pPr>
-        <w:pStyle w:val="ListParagraph"/>
-        <w:numPr>
-          <w:ilvl w:val="0"/>
-          <w:numId w:val="2"/>
-        </w:numPr>
-        <w:spacing w:after="80"/>
-      </w:pPr>
-      <w:r>
-        <w:t xml:space="preserve">Provide a working example of a Java Swing application connected to MySQL via JDBC, packaged as a runnable NetBeans/Ant project.</w:t>
-      </w:r>
-    </w:p>
-    <w:p>
-      <w:pPr>
-        <w:pStyle w:val="Heading1"/>
-        <w:spacing w:after="200" w:before="400"/>
-      </w:pPr>
-      <w:bookmarkStart w:name="bm_3" w:id="3"/>
-      <w:r>
-        <w:t xml:space="preserve">2. System Overview</w:t>
-      </w:r>
-      <w:bookmarkEnd w:id="3"/>
-    </w:p>
-    <w:p>
-      <w:pPr>
-        <w:spacing w:after="150"/>
-      </w:pPr>
-      <w:r>
-        <w:t xml:space="preserve">The system is organized around a login step that routes each user to one of two experiences based on their role:</w:t>
-      </w:r>
-    </w:p>
-    <w:p>
-      <w:pPr>
-        <w:pStyle w:val="ListParagraph"/>
-        <w:numPr>
-          <w:ilvl w:val="0"/>
-          <w:numId w:val="2"/>
-        </w:numPr>
-        <w:spacing w:after="80"/>
-      </w:pPr>
-      <w:r>
-        <w:t xml:space="preserve">Manager — lands on the Dashboard, with charts summarizing staff and order activity, and full CRUD control over staff (person) records.</w:t>
-      </w:r>
-    </w:p>
-    <w:p>
-      <w:pPr>
-        <w:pStyle w:val="ListParagraph"/>
-        <w:numPr>
-          <w:ilvl w:val="0"/>
-          <w:numId w:val="2"/>
-        </w:numPr>
-        <w:spacing w:after="80"/>
-      </w:pPr>
-      <w:r>
-        <w:t xml:space="preserve">User (staff) — lands on the Menu screen to take and process customer orders.</w:t>
+        <w:jc w:val="left"/>
+      </w:pPr>
+      <w:r>
+        <w:t xml:space="preserve">2.1 Core Features</w:t>
+      </w:r>
+    </w:p>
+    <w:p>
+      <w:pPr>
+        <w:pStyle w:val="ListParagraph"/>
+        <w:numPr>
+          <w:ilvl w:val="0"/>
+          <w:numId w:val="2"/>
+        </w:numPr>
+        <w:bidi w:val="false"/>
+        <w:spacing w:after="80"/>
+        <w:jc w:val="left"/>
+      </w:pPr>
+      <w:r>
+        <w:t xml:space="preserve">Role-based login with credentials validated against the person table.</w:t>
+      </w:r>
+    </w:p>
+    <w:p>
+      <w:pPr>
+        <w:pStyle w:val="ListParagraph"/>
+        <w:numPr>
+          <w:ilvl w:val="0"/>
+          <w:numId w:val="2"/>
+        </w:numPr>
+        <w:bidi w:val="false"/>
+        <w:spacing w:after="80"/>
+        <w:jc w:val="left"/>
+      </w:pPr>
+      <w:r>
+        <w:t xml:space="preserve">Manager dashboard with live bar and pie charts (JFreeChart), showing manager-to-employee counts, a breakdown of payment types, and orders categorized by Cash, Credit, and Takeaway.</w:t>
+      </w:r>
+    </w:p>
+    <w:p>
+      <w:pPr>
+        <w:pStyle w:val="ListParagraph"/>
+        <w:numPr>
+          <w:ilvl w:val="0"/>
+          <w:numId w:val="2"/>
+        </w:numPr>
+        <w:bidi w:val="false"/>
+        <w:spacing w:after="80"/>
+        <w:jc w:val="left"/>
+      </w:pPr>
+      <w:r>
+        <w:t xml:space="preserve">Staff record management from the dashboard: add, update, and delete person records.</w:t>
+      </w:r>
+    </w:p>
+    <w:p>
+      <w:pPr>
+        <w:pStyle w:val="ListParagraph"/>
+        <w:numPr>
+          <w:ilvl w:val="0"/>
+          <w:numId w:val="2"/>
+        </w:numPr>
+        <w:bidi w:val="false"/>
+        <w:spacing w:after="80"/>
+        <w:jc w:val="left"/>
+      </w:pPr>
+      <w:r>
+        <w:t xml:space="preserve">Menu browsing with item images and prices, and order building with selectable quantity.</w:t>
+      </w:r>
+    </w:p>
+    <w:p>
+      <w:pPr>
+        <w:pStyle w:val="ListParagraph"/>
+        <w:numPr>
+          <w:ilvl w:val="0"/>
+          <w:numId w:val="2"/>
+        </w:numPr>
+        <w:bidi w:val="false"/>
+        <w:spacing w:after="80"/>
+        <w:jc w:val="left"/>
+      </w:pPr>
+      <w:r>
+        <w:t xml:space="preserve">Three payment paths per order: Cash, Credit Card, and Takeaway/Delivery.</w:t>
+      </w:r>
+    </w:p>
+    <w:p>
+      <w:pPr>
+        <w:pStyle w:val="ListParagraph"/>
+        <w:numPr>
+          <w:ilvl w:val="0"/>
+          <w:numId w:val="2"/>
+        </w:numPr>
+        <w:bidi w:val="false"/>
+        <w:spacing w:after="80"/>
+        <w:jc w:val="left"/>
+      </w:pPr>
+      <w:r>
+        <w:t xml:space="preserve">Credit card payment capture, including card number, name on card, and expiry date, linked to the customer and the staff member who processed it.</w:t>
+      </w:r>
+    </w:p>
+    <w:p>
+      <w:pPr>
+        <w:pStyle w:val="ListParagraph"/>
+        <w:numPr>
+          <w:ilvl w:val="0"/>
+          <w:numId w:val="2"/>
+        </w:numPr>
+        <w:bidi w:val="false"/>
+        <w:spacing w:after="80"/>
+        <w:jc w:val="left"/>
+      </w:pPr>
+      <w:r>
+        <w:t xml:space="preserve">Takeaway/delivery handling, including customer name, address, phone, delivery fee, and amount due.</w:t>
       </w:r>
     </w:p>
     <w:p>
       <w:pPr>
         <w:pStyle w:val="Heading2"/>
+        <w:bidi w:val="false"/>
         <w:spacing w:after="150" w:before="300"/>
-      </w:pPr>
-      <w:bookmarkStart w:name="bm_4" w:id="4"/>
-      <w:r>
-        <w:t xml:space="preserve">2.1 Core Features</w:t>
-      </w:r>
-      <w:bookmarkEnd w:id="4"/>
-    </w:p>
-    <w:p>
-      <w:pPr>
-        <w:pStyle w:val="ListParagraph"/>
-        <w:numPr>
-          <w:ilvl w:val="0"/>
-          <w:numId w:val="2"/>
-        </w:numPr>
-        <w:spacing w:after="80"/>
-      </w:pPr>
-      <w:r>
-        <w:t xml:space="preserve">Role-based login with credentials validated against the person table.</w:t>
-      </w:r>
-    </w:p>
-    <w:p>
-      <w:pPr>
-        <w:pStyle w:val="ListParagraph"/>
-        <w:numPr>
-          <w:ilvl w:val="0"/>
-          <w:numId w:val="2"/>
-        </w:numPr>
-        <w:spacing w:after="80"/>
-      </w:pPr>
-      <w:r>
-        <w:t xml:space="preserve">Manager dashboard with live bar and pie charts (JFreeChart) — manager-to-employee counts, breakdown of payment types, and orders categorized by Cash, Credit, and Takeaway.</w:t>
-      </w:r>
-    </w:p>
-    <w:p>
-      <w:pPr>
-        <w:pStyle w:val="ListParagraph"/>
-        <w:numPr>
-          <w:ilvl w:val="0"/>
-          <w:numId w:val="2"/>
-        </w:numPr>
-        <w:spacing w:after="80"/>
-      </w:pPr>
-      <w:r>
-        <w:t xml:space="preserve">Staff record management from the dashboard: add, update, and delete person records.</w:t>
-      </w:r>
-    </w:p>
-    <w:p>
-      <w:pPr>
-        <w:pStyle w:val="ListParagraph"/>
-        <w:numPr>
-          <w:ilvl w:val="0"/>
-          <w:numId w:val="2"/>
-        </w:numPr>
-        <w:spacing w:after="80"/>
-      </w:pPr>
-      <w:r>
-        <w:t xml:space="preserve">Menu browsing with item images and prices, and order building with selectable quantity.</w:t>
-      </w:r>
-    </w:p>
-    <w:p>
-      <w:pPr>
-        <w:pStyle w:val="ListParagraph"/>
-        <w:numPr>
-          <w:ilvl w:val="0"/>
-          <w:numId w:val="2"/>
-        </w:numPr>
-        <w:spacing w:after="80"/>
-      </w:pPr>
-      <w:r>
-        <w:t xml:space="preserve">Three payment paths per order: Cash, Credit Card, and Takeaway/Delivery.</w:t>
-      </w:r>
-    </w:p>
-    <w:p>
-      <w:pPr>
-        <w:pStyle w:val="ListParagraph"/>
-        <w:numPr>
-          <w:ilvl w:val="0"/>
-          <w:numId w:val="2"/>
-        </w:numPr>
-        <w:spacing w:after="80"/>
-      </w:pPr>
-      <w:r>
-        <w:t xml:space="preserve">Credit card payment capture — card number, name on card, expiry date — linked to the customer and the staff member who processed it.</w:t>
-      </w:r>
-    </w:p>
-    <w:p>
-      <w:pPr>
-        <w:pStyle w:val="ListParagraph"/>
-        <w:numPr>
-          <w:ilvl w:val="0"/>
-          <w:numId w:val="2"/>
-        </w:numPr>
-        <w:spacing w:after="80"/>
-      </w:pPr>
-      <w:r>
-        <w:t xml:space="preserve">Takeaway/delivery handling — customer name, address, phone, delivery fee, and amount due.</w:t>
-      </w:r>
-    </w:p>
-    <w:p>
-      <w:pPr>
-        <w:pStyle w:val="Heading2"/>
-        <w:spacing w:after="150" w:before="300"/>
-      </w:pPr>
-      <w:bookmarkStart w:name="bm_5" w:id="5"/>
+        <w:jc w:val="left"/>
+      </w:pPr>
       <w:r>
         <w:t xml:space="preserve">2.2 User Roles</w:t>
       </w:r>
-      <w:bookmarkEnd w:id="5"/>
     </w:p>
     <w:tbl>
       <w:tblPr>
@@ -778,6 +403,10 @@
             <w:vAlign w:val="center"/>
           </w:tcPr>
           <w:p>
+            <w:pPr>
+              <w:bidi w:val="false"/>
+              <w:jc w:val="left"/>
+            </w:pPr>
             <w:r>
               <w:rPr>
                 <w:b/>
@@ -801,6 +430,10 @@
             <w:vAlign w:val="center"/>
           </w:tcPr>
           <w:p>
+            <w:pPr>
+              <w:bidi w:val="false"/>
+              <w:jc w:val="left"/>
+            </w:pPr>
             <w:r>
               <w:rPr>
                 <w:b/>
@@ -824,6 +457,10 @@
             <w:vAlign w:val="center"/>
           </w:tcPr>
           <w:p>
+            <w:pPr>
+              <w:bidi w:val="false"/>
+              <w:jc w:val="left"/>
+            </w:pPr>
             <w:r>
               <w:rPr>
                 <w:b/>
@@ -848,6 +485,10 @@
             <w:vAlign w:val="center"/>
           </w:tcPr>
           <w:p>
+            <w:pPr>
+              <w:bidi w:val="false"/>
+              <w:jc w:val="left"/>
+            </w:pPr>
             <w:r>
               <w:rPr>
                 <w:b w:val="false"/>
@@ -870,6 +511,10 @@
             <w:vAlign w:val="center"/>
           </w:tcPr>
           <w:p>
+            <w:pPr>
+              <w:bidi w:val="false"/>
+              <w:jc w:val="left"/>
+            </w:pPr>
             <w:r>
               <w:rPr>
                 <w:b w:val="false"/>
@@ -892,6 +537,10 @@
             <w:vAlign w:val="center"/>
           </w:tcPr>
           <w:p>
+            <w:pPr>
+              <w:bidi w:val="false"/>
+              <w:jc w:val="left"/>
+            </w:pPr>
             <w:r>
               <w:rPr>
                 <w:b w:val="false"/>
@@ -916,6 +565,10 @@
             <w:vAlign w:val="center"/>
           </w:tcPr>
           <w:p>
+            <w:pPr>
+              <w:bidi w:val="false"/>
+              <w:jc w:val="left"/>
+            </w:pPr>
             <w:r>
               <w:rPr>
                 <w:b w:val="false"/>
@@ -938,6 +591,10 @@
             <w:vAlign w:val="center"/>
           </w:tcPr>
           <w:p>
+            <w:pPr>
+              <w:bidi w:val="false"/>
+              <w:jc w:val="left"/>
+            </w:pPr>
             <w:r>
               <w:rPr>
                 <w:b w:val="false"/>
@@ -960,6 +617,10 @@
             <w:vAlign w:val="center"/>
           </w:tcPr>
           <w:p>
+            <w:pPr>
+              <w:bidi w:val="false"/>
+              <w:jc w:val="left"/>
+            </w:pPr>
             <w:r>
               <w:rPr>
                 <w:b w:val="false"/>
@@ -975,32 +636,34 @@
     <w:p>
       <w:pPr>
         <w:pStyle w:val="Heading1"/>
+        <w:bidi w:val="false"/>
         <w:spacing w:after="200" w:before="400"/>
-      </w:pPr>
-      <w:bookmarkStart w:name="bm_6" w:id="6"/>
+        <w:jc w:val="left"/>
+      </w:pPr>
       <w:r>
         <w:t xml:space="preserve">3. Architecture and Design</w:t>
       </w:r>
-      <w:bookmarkEnd w:id="6"/>
-    </w:p>
-    <w:p>
-      <w:pPr>
+    </w:p>
+    <w:p>
+      <w:pPr>
+        <w:bidi w:val="false"/>
         <w:spacing w:after="150"/>
-      </w:pPr>
-      <w:r>
-        <w:t xml:space="preserve">The application follows a straightforward layered structure typical of a small Swing/JDBC desktop project: Swing JFrame subclasses act as both the view and controller for each screen, and a single connection-holder class centralizes access to the database. There is no separate persistence or service layer — each screen issues its own SQL through JDBC — which keeps the project simple and traceable for a course assignment of this scope.</w:t>
+        <w:jc w:val="left"/>
+      </w:pPr>
+      <w:r>
+        <w:t xml:space="preserve">The application follows a straightforward layered structure typical of a small Swing/JDBC desktop project. Swing JFrame subclasses act as both the view and controller for each screen, and a single connection-holder class centralizes access to the database. There is no separate persistence or service layer; each screen issues its own SQL through JDBC, which keeps the project simple and traceable for a course assignment of this scope.</w:t>
       </w:r>
     </w:p>
     <w:p>
       <w:pPr>
         <w:pStyle w:val="Heading2"/>
+        <w:bidi w:val="false"/>
         <w:spacing w:after="150" w:before="300"/>
-      </w:pPr>
-      <w:bookmarkStart w:name="bm_7" w:id="7"/>
+        <w:jc w:val="left"/>
+      </w:pPr>
       <w:r>
         <w:t xml:space="preserve">3.1 Class Overview</w:t>
       </w:r>
-      <w:bookmarkEnd w:id="7"/>
     </w:p>
     <w:tbl>
       <w:tblPr>
@@ -1032,6 +695,10 @@
             <w:vAlign w:val="center"/>
           </w:tcPr>
           <w:p>
+            <w:pPr>
+              <w:bidi w:val="false"/>
+              <w:jc w:val="left"/>
+            </w:pPr>
             <w:r>
               <w:rPr>
                 <w:b/>
@@ -1055,6 +722,10 @@
             <w:vAlign w:val="center"/>
           </w:tcPr>
           <w:p>
+            <w:pPr>
+              <w:bidi w:val="false"/>
+              <w:jc w:val="left"/>
+            </w:pPr>
             <w:r>
               <w:rPr>
                 <w:b/>
@@ -1079,6 +750,10 @@
             <w:vAlign w:val="center"/>
           </w:tcPr>
           <w:p>
+            <w:pPr>
+              <w:bidi w:val="false"/>
+              <w:jc w:val="left"/>
+            </w:pPr>
             <w:r>
               <w:rPr>
                 <w:b w:val="false"/>
@@ -1101,6 +776,10 @@
             <w:vAlign w:val="center"/>
           </w:tcPr>
           <w:p>
+            <w:pPr>
+              <w:bidi w:val="false"/>
+              <w:jc w:val="left"/>
+            </w:pPr>
             <w:r>
               <w:rPr>
                 <w:b w:val="false"/>
@@ -1125,6 +804,10 @@
             <w:vAlign w:val="center"/>
           </w:tcPr>
           <w:p>
+            <w:pPr>
+              <w:bidi w:val="false"/>
+              <w:jc w:val="left"/>
+            </w:pPr>
             <w:r>
               <w:rPr>
                 <w:b w:val="false"/>
@@ -1147,6 +830,10 @@
             <w:vAlign w:val="center"/>
           </w:tcPr>
           <w:p>
+            <w:pPr>
+              <w:bidi w:val="false"/>
+              <w:jc w:val="left"/>
+            </w:pPr>
             <w:r>
               <w:rPr>
                 <w:b w:val="false"/>
@@ -1171,6 +858,10 @@
             <w:vAlign w:val="center"/>
           </w:tcPr>
           <w:p>
+            <w:pPr>
+              <w:bidi w:val="false"/>
+              <w:jc w:val="left"/>
+            </w:pPr>
             <w:r>
               <w:rPr>
                 <w:b w:val="false"/>
@@ -1193,6 +884,10 @@
             <w:vAlign w:val="center"/>
           </w:tcPr>
           <w:p>
+            <w:pPr>
+              <w:bidi w:val="false"/>
+              <w:jc w:val="left"/>
+            </w:pPr>
             <w:r>
               <w:rPr>
                 <w:b w:val="false"/>
@@ -1217,6 +912,10 @@
             <w:vAlign w:val="center"/>
           </w:tcPr>
           <w:p>
+            <w:pPr>
+              <w:bidi w:val="false"/>
+              <w:jc w:val="left"/>
+            </w:pPr>
             <w:r>
               <w:rPr>
                 <w:b w:val="false"/>
@@ -1239,6 +938,10 @@
             <w:vAlign w:val="center"/>
           </w:tcPr>
           <w:p>
+            <w:pPr>
+              <w:bidi w:val="false"/>
+              <w:jc w:val="left"/>
+            </w:pPr>
             <w:r>
               <w:rPr>
                 <w:b w:val="false"/>
@@ -1263,6 +966,10 @@
             <w:vAlign w:val="center"/>
           </w:tcPr>
           <w:p>
+            <w:pPr>
+              <w:bidi w:val="false"/>
+              <w:jc w:val="left"/>
+            </w:pPr>
             <w:r>
               <w:rPr>
                 <w:b w:val="false"/>
@@ -1285,6 +992,10 @@
             <w:vAlign w:val="center"/>
           </w:tcPr>
           <w:p>
+            <w:pPr>
+              <w:bidi w:val="false"/>
+              <w:jc w:val="left"/>
+            </w:pPr>
             <w:r>
               <w:rPr>
                 <w:b w:val="false"/>
@@ -1309,6 +1020,10 @@
             <w:vAlign w:val="center"/>
           </w:tcPr>
           <w:p>
+            <w:pPr>
+              <w:bidi w:val="false"/>
+              <w:jc w:val="left"/>
+            </w:pPr>
             <w:r>
               <w:rPr>
                 <w:b w:val="false"/>
@@ -1331,6 +1046,10 @@
             <w:vAlign w:val="center"/>
           </w:tcPr>
           <w:p>
+            <w:pPr>
+              <w:bidi w:val="false"/>
+              <w:jc w:val="left"/>
+            </w:pPr>
             <w:r>
               <w:rPr>
                 <w:b w:val="false"/>
@@ -1355,6 +1074,10 @@
             <w:vAlign w:val="center"/>
           </w:tcPr>
           <w:p>
+            <w:pPr>
+              <w:bidi w:val="false"/>
+              <w:jc w:val="left"/>
+            </w:pPr>
             <w:r>
               <w:rPr>
                 <w:b w:val="false"/>
@@ -1377,6 +1100,10 @@
             <w:vAlign w:val="center"/>
           </w:tcPr>
           <w:p>
+            <w:pPr>
+              <w:bidi w:val="false"/>
+              <w:jc w:val="left"/>
+            </w:pPr>
             <w:r>
               <w:rPr>
                 <w:b w:val="false"/>
@@ -1401,6 +1128,10 @@
             <w:vAlign w:val="center"/>
           </w:tcPr>
           <w:p>
+            <w:pPr>
+              <w:bidi w:val="false"/>
+              <w:jc w:val="left"/>
+            </w:pPr>
             <w:r>
               <w:rPr>
                 <w:b w:val="false"/>
@@ -1423,6 +1154,10 @@
             <w:vAlign w:val="center"/>
           </w:tcPr>
           <w:p>
+            <w:pPr>
+              <w:bidi w:val="false"/>
+              <w:jc w:val="left"/>
+            </w:pPr>
             <w:r>
               <w:rPr>
                 <w:b w:val="false"/>
@@ -1447,6 +1182,10 @@
             <w:vAlign w:val="center"/>
           </w:tcPr>
           <w:p>
+            <w:pPr>
+              <w:bidi w:val="false"/>
+              <w:jc w:val="left"/>
+            </w:pPr>
             <w:r>
               <w:rPr>
                 <w:b w:val="false"/>
@@ -1469,6 +1208,10 @@
             <w:vAlign w:val="center"/>
           </w:tcPr>
           <w:p>
+            <w:pPr>
+              <w:bidi w:val="false"/>
+              <w:jc w:val="left"/>
+            </w:pPr>
             <w:r>
               <w:rPr>
                 <w:b w:val="false"/>
@@ -1484,85 +1227,95 @@
     <w:p>
       <w:pPr>
         <w:pStyle w:val="Heading2"/>
+        <w:bidi w:val="false"/>
         <w:spacing w:after="150" w:before="300"/>
-      </w:pPr>
-      <w:bookmarkStart w:name="bm_8" w:id="8"/>
+        <w:jc w:val="left"/>
+      </w:pPr>
       <w:r>
         <w:t xml:space="preserve">3.2 Object-Oriented Concepts Applied</w:t>
       </w:r>
-      <w:bookmarkEnd w:id="8"/>
-    </w:p>
-    <w:p>
-      <w:pPr>
-        <w:pStyle w:val="ListParagraph"/>
-        <w:numPr>
-          <w:ilvl w:val="0"/>
-          <w:numId w:val="2"/>
-        </w:numPr>
-        <w:spacing w:after="80"/>
-      </w:pPr>
-      <w:r>
-        <w:t xml:space="preserve">Encapsulation — data-holder classes such as PersonClass group related fields together, and SessionPerson exposes controlled static accessors instead of raw shared state.</w:t>
-      </w:r>
-    </w:p>
-    <w:p>
-      <w:pPr>
-        <w:pStyle w:val="ListParagraph"/>
-        <w:numPr>
-          <w:ilvl w:val="0"/>
-          <w:numId w:val="2"/>
-        </w:numPr>
-        <w:spacing w:after="80"/>
-      </w:pPr>
-      <w:r>
-        <w:t xml:space="preserve">Inheritance — every screen (LoginFrame, Dash2, Menu, DeliveryForm, CreditForm) extends javax.swing.JFrame, inheriting windowing behavior while specializing its own layout and logic.</w:t>
-      </w:r>
-    </w:p>
-    <w:p>
-      <w:pPr>
-        <w:pStyle w:val="ListParagraph"/>
-        <w:numPr>
-          <w:ilvl w:val="0"/>
-          <w:numId w:val="2"/>
-        </w:numPr>
-        <w:spacing w:after="80"/>
-      </w:pPr>
-      <w:r>
-        <w:t xml:space="preserve">Single responsibility per class — connection handling, session state, and each screen's UI/logic are kept in separate classes rather than one monolithic class.</w:t>
-      </w:r>
-    </w:p>
-    <w:p>
-      <w:pPr>
-        <w:pStyle w:val="ListParagraph"/>
-        <w:numPr>
-          <w:ilvl w:val="0"/>
-          <w:numId w:val="2"/>
-        </w:numPr>
-        <w:spacing w:after="80"/>
-      </w:pPr>
-      <w:r>
-        <w:t xml:space="preserve">Event-driven design — Swing's listener model (ActionListener callbacks on buttons/menus) drives control flow between screens, e.g. LoginFrame constructing and showing Dash2 or Menu on successful login.</w:t>
+    </w:p>
+    <w:p>
+      <w:pPr>
+        <w:pStyle w:val="ListParagraph"/>
+        <w:numPr>
+          <w:ilvl w:val="0"/>
+          <w:numId w:val="2"/>
+        </w:numPr>
+        <w:bidi w:val="false"/>
+        <w:spacing w:after="80"/>
+        <w:jc w:val="left"/>
+      </w:pPr>
+      <w:r>
+        <w:t xml:space="preserve">Encapsulation: data-holder classes such as PersonClass group related fields together, and SessionPerson exposes controlled static accessors instead of raw shared state.</w:t>
+      </w:r>
+    </w:p>
+    <w:p>
+      <w:pPr>
+        <w:pStyle w:val="ListParagraph"/>
+        <w:numPr>
+          <w:ilvl w:val="0"/>
+          <w:numId w:val="2"/>
+        </w:numPr>
+        <w:bidi w:val="false"/>
+        <w:spacing w:after="80"/>
+        <w:jc w:val="left"/>
+      </w:pPr>
+      <w:r>
+        <w:t xml:space="preserve">Inheritance: every screen (LoginFrame, Dash2, Menu, DeliveryForm, CreditForm) extends javax.swing.JFrame, inheriting windowing behavior while specializing its own layout and logic.</w:t>
+      </w:r>
+    </w:p>
+    <w:p>
+      <w:pPr>
+        <w:pStyle w:val="ListParagraph"/>
+        <w:numPr>
+          <w:ilvl w:val="0"/>
+          <w:numId w:val="2"/>
+        </w:numPr>
+        <w:bidi w:val="false"/>
+        <w:spacing w:after="80"/>
+        <w:jc w:val="left"/>
+      </w:pPr>
+      <w:r>
+        <w:t xml:space="preserve">Single responsibility per class: connection handling, session state, and each screen's UI/logic are kept in separate classes rather than one monolithic class.</w:t>
+      </w:r>
+    </w:p>
+    <w:p>
+      <w:pPr>
+        <w:pStyle w:val="ListParagraph"/>
+        <w:numPr>
+          <w:ilvl w:val="0"/>
+          <w:numId w:val="2"/>
+        </w:numPr>
+        <w:bidi w:val="false"/>
+        <w:spacing w:after="80"/>
+        <w:jc w:val="left"/>
+      </w:pPr>
+      <w:r>
+        <w:t xml:space="preserve">Event-driven design: Swing's listener model (ActionListener callbacks on buttons/menus) drives control flow between screens, e.g. LoginFrame constructing and showing Dash2 or Menu on successful login.</w:t>
       </w:r>
     </w:p>
     <w:p>
       <w:pPr>
         <w:pStyle w:val="Heading2"/>
+        <w:bidi w:val="false"/>
         <w:spacing w:after="150" w:before="300"/>
-      </w:pPr>
-      <w:bookmarkStart w:name="bm_9" w:id="9"/>
+        <w:jc w:val="left"/>
+      </w:pPr>
       <w:r>
         <w:t xml:space="preserve">3.3 Application Flow</w:t>
       </w:r>
-      <w:bookmarkEnd w:id="9"/>
-    </w:p>
-    <w:p>
-      <w:pPr>
-        <w:pStyle w:val="ListParagraph"/>
-        <w:numPr>
-          <w:ilvl w:val="0"/>
-          <w:numId w:val="2"/>
-        </w:numPr>
-        <w:spacing w:after="80"/>
+    </w:p>
+    <w:p>
+      <w:pPr>
+        <w:pStyle w:val="ListParagraph"/>
+        <w:numPr>
+          <w:ilvl w:val="0"/>
+          <w:numId w:val="2"/>
+        </w:numPr>
+        <w:bidi w:val="false"/>
+        <w:spacing w:after="80"/>
+        <w:jc w:val="left"/>
       </w:pPr>
       <w:r>
         <w:t xml:space="preserve">1. ALDIWAN.main() starts the application and opens LoginFrame.</w:t>
@@ -1575,7 +1328,9 @@
           <w:ilvl w:val="0"/>
           <w:numId w:val="2"/>
         </w:numPr>
-        <w:spacing w:after="80"/>
+        <w:bidi w:val="false"/>
+        <w:spacing w:after="80"/>
+        <w:jc w:val="left"/>
       </w:pPr>
       <w:r>
         <w:t xml:space="preserve">2. LoginFrame validates the entered username/password against the person table.</w:t>
@@ -1588,7 +1343,9 @@
           <w:ilvl w:val="0"/>
           <w:numId w:val="2"/>
         </w:numPr>
-        <w:spacing w:after="80"/>
+        <w:bidi w:val="false"/>
+        <w:spacing w:after="80"/>
+        <w:jc w:val="left"/>
       </w:pPr>
       <w:r>
         <w:t xml:space="preserve">3. On success, the person's role determines the next screen: Dash2 for 'manager', Menu for 'user'.</w:t>
@@ -1601,20 +1358,24 @@
           <w:ilvl w:val="0"/>
           <w:numId w:val="2"/>
         </w:numPr>
-        <w:spacing w:after="80"/>
-      </w:pPr>
-      <w:r>
-        <w:t xml:space="preserve">4. From Menu, staff build an order and choose Cash, Credit (→ CreditForm), or Takeaway (→ DeliveryForm).</w:t>
-      </w:r>
-    </w:p>
-    <w:p>
-      <w:pPr>
-        <w:pStyle w:val="ListParagraph"/>
-        <w:numPr>
-          <w:ilvl w:val="0"/>
-          <w:numId w:val="2"/>
-        </w:numPr>
-        <w:spacing w:after="80"/>
+        <w:bidi w:val="false"/>
+        <w:spacing w:after="80"/>
+        <w:jc w:val="left"/>
+      </w:pPr>
+      <w:r>
+        <w:t xml:space="preserve">4. From Menu, staff build an order and choose Cash, Credit (goes to CreditForm), or Takeaway (goes to DeliveryForm).</w:t>
+      </w:r>
+    </w:p>
+    <w:p>
+      <w:pPr>
+        <w:pStyle w:val="ListParagraph"/>
+        <w:numPr>
+          <w:ilvl w:val="0"/>
+          <w:numId w:val="2"/>
+        </w:numPr>
+        <w:bidi w:val="false"/>
+        <w:spacing w:after="80"/>
+        <w:jc w:val="left"/>
       </w:pPr>
       <w:r>
         <w:t xml:space="preserve">5. Order, payment, and delivery details are persisted to the corresponding MySQL tables.</w:t>
@@ -1623,17 +1384,19 @@
     <w:p>
       <w:pPr>
         <w:pStyle w:val="Heading1"/>
+        <w:bidi w:val="false"/>
         <w:spacing w:after="200" w:before="400"/>
-      </w:pPr>
-      <w:bookmarkStart w:name="bm_10" w:id="10"/>
+        <w:jc w:val="left"/>
+      </w:pPr>
       <w:r>
         <w:t xml:space="preserve">4. Database Design</w:t>
       </w:r>
-      <w:bookmarkEnd w:id="10"/>
-    </w:p>
-    <w:p>
-      <w:pPr>
+    </w:p>
+    <w:p>
+      <w:pPr>
+        <w:bidi w:val="false"/>
         <w:spacing w:after="150"/>
+        <w:jc w:val="left"/>
       </w:pPr>
       <w:r>
         <w:t xml:space="preserve">The database, aldiwandb, is a MySQL schema with six tables covering staff, customers, the menu, orders, credit payments, and takeaway deliveries. The schema and seed data are provided in ALDIWAN6/aldiwandb.sql.</w:t>
@@ -1642,13 +1405,13 @@
     <w:p>
       <w:pPr>
         <w:pStyle w:val="Heading2"/>
+        <w:bidi w:val="false"/>
         <w:spacing w:after="150" w:before="300"/>
-      </w:pPr>
-      <w:bookmarkStart w:name="bm_11" w:id="11"/>
+        <w:jc w:val="left"/>
+      </w:pPr>
       <w:r>
         <w:t xml:space="preserve">4.1 Tables</w:t>
       </w:r>
-      <w:bookmarkEnd w:id="11"/>
     </w:p>
     <w:tbl>
       <w:tblPr>
@@ -1681,6 +1444,10 @@
             <w:vAlign w:val="center"/>
           </w:tcPr>
           <w:p>
+            <w:pPr>
+              <w:bidi w:val="false"/>
+              <w:jc w:val="left"/>
+            </w:pPr>
             <w:r>
               <w:rPr>
                 <w:b/>
@@ -1704,6 +1471,10 @@
             <w:vAlign w:val="center"/>
           </w:tcPr>
           <w:p>
+            <w:pPr>
+              <w:bidi w:val="false"/>
+              <w:jc w:val="left"/>
+            </w:pPr>
             <w:r>
               <w:rPr>
                 <w:b/>
@@ -1727,6 +1498,10 @@
             <w:vAlign w:val="center"/>
           </w:tcPr>
           <w:p>
+            <w:pPr>
+              <w:bidi w:val="false"/>
+              <w:jc w:val="left"/>
+            </w:pPr>
             <w:r>
               <w:rPr>
                 <w:b/>
@@ -1751,6 +1526,10 @@
             <w:vAlign w:val="center"/>
           </w:tcPr>
           <w:p>
+            <w:pPr>
+              <w:bidi w:val="false"/>
+              <w:jc w:val="left"/>
+            </w:pPr>
             <w:r>
               <w:rPr>
                 <w:b w:val="false"/>
@@ -1773,6 +1552,10 @@
             <w:vAlign w:val="center"/>
           </w:tcPr>
           <w:p>
+            <w:pPr>
+              <w:bidi w:val="false"/>
+              <w:jc w:val="left"/>
+            </w:pPr>
             <w:r>
               <w:rPr>
                 <w:b w:val="false"/>
@@ -1795,6 +1578,10 @@
             <w:vAlign w:val="center"/>
           </w:tcPr>
           <w:p>
+            <w:pPr>
+              <w:bidi w:val="false"/>
+              <w:jc w:val="left"/>
+            </w:pPr>
             <w:r>
               <w:rPr>
                 <w:b w:val="false"/>
@@ -1819,6 +1606,10 @@
             <w:vAlign w:val="center"/>
           </w:tcPr>
           <w:p>
+            <w:pPr>
+              <w:bidi w:val="false"/>
+              <w:jc w:val="left"/>
+            </w:pPr>
             <w:r>
               <w:rPr>
                 <w:b w:val="false"/>
@@ -1841,6 +1632,10 @@
             <w:vAlign w:val="center"/>
           </w:tcPr>
           <w:p>
+            <w:pPr>
+              <w:bidi w:val="false"/>
+              <w:jc w:val="left"/>
+            </w:pPr>
             <w:r>
               <w:rPr>
                 <w:b w:val="false"/>
@@ -1863,6 +1658,10 @@
             <w:vAlign w:val="center"/>
           </w:tcPr>
           <w:p>
+            <w:pPr>
+              <w:bidi w:val="false"/>
+              <w:jc w:val="left"/>
+            </w:pPr>
             <w:r>
               <w:rPr>
                 <w:b w:val="false"/>
@@ -1887,6 +1686,10 @@
             <w:vAlign w:val="center"/>
           </w:tcPr>
           <w:p>
+            <w:pPr>
+              <w:bidi w:val="false"/>
+              <w:jc w:val="left"/>
+            </w:pPr>
             <w:r>
               <w:rPr>
                 <w:b w:val="false"/>
@@ -1909,6 +1712,10 @@
             <w:vAlign w:val="center"/>
           </w:tcPr>
           <w:p>
+            <w:pPr>
+              <w:bidi w:val="false"/>
+              <w:jc w:val="left"/>
+            </w:pPr>
             <w:r>
               <w:rPr>
                 <w:b w:val="false"/>
@@ -1931,6 +1738,10 @@
             <w:vAlign w:val="center"/>
           </w:tcPr>
           <w:p>
+            <w:pPr>
+              <w:bidi w:val="false"/>
+              <w:jc w:val="left"/>
+            </w:pPr>
             <w:r>
               <w:rPr>
                 <w:b w:val="false"/>
@@ -1955,6 +1766,10 @@
             <w:vAlign w:val="center"/>
           </w:tcPr>
           <w:p>
+            <w:pPr>
+              <w:bidi w:val="false"/>
+              <w:jc w:val="left"/>
+            </w:pPr>
             <w:r>
               <w:rPr>
                 <w:b w:val="false"/>
@@ -1977,6 +1792,10 @@
             <w:vAlign w:val="center"/>
           </w:tcPr>
           <w:p>
+            <w:pPr>
+              <w:bidi w:val="false"/>
+              <w:jc w:val="left"/>
+            </w:pPr>
             <w:r>
               <w:rPr>
                 <w:b w:val="false"/>
@@ -1999,6 +1818,10 @@
             <w:vAlign w:val="center"/>
           </w:tcPr>
           <w:p>
+            <w:pPr>
+              <w:bidi w:val="false"/>
+              <w:jc w:val="left"/>
+            </w:pPr>
             <w:r>
               <w:rPr>
                 <w:b w:val="false"/>
@@ -2023,6 +1846,10 @@
             <w:vAlign w:val="center"/>
           </w:tcPr>
           <w:p>
+            <w:pPr>
+              <w:bidi w:val="false"/>
+              <w:jc w:val="left"/>
+            </w:pPr>
             <w:r>
               <w:rPr>
                 <w:b w:val="false"/>
@@ -2045,6 +1872,10 @@
             <w:vAlign w:val="center"/>
           </w:tcPr>
           <w:p>
+            <w:pPr>
+              <w:bidi w:val="false"/>
+              <w:jc w:val="left"/>
+            </w:pPr>
             <w:r>
               <w:rPr>
                 <w:b w:val="false"/>
@@ -2067,6 +1898,10 @@
             <w:vAlign w:val="center"/>
           </w:tcPr>
           <w:p>
+            <w:pPr>
+              <w:bidi w:val="false"/>
+              <w:jc w:val="left"/>
+            </w:pPr>
             <w:r>
               <w:rPr>
                 <w:b w:val="false"/>
@@ -2091,6 +1926,10 @@
             <w:vAlign w:val="center"/>
           </w:tcPr>
           <w:p>
+            <w:pPr>
+              <w:bidi w:val="false"/>
+              <w:jc w:val="left"/>
+            </w:pPr>
             <w:r>
               <w:rPr>
                 <w:b w:val="false"/>
@@ -2113,6 +1952,10 @@
             <w:vAlign w:val="center"/>
           </w:tcPr>
           <w:p>
+            <w:pPr>
+              <w:bidi w:val="false"/>
+              <w:jc w:val="left"/>
+            </w:pPr>
             <w:r>
               <w:rPr>
                 <w:b w:val="false"/>
@@ -2135,6 +1978,10 @@
             <w:vAlign w:val="center"/>
           </w:tcPr>
           <w:p>
+            <w:pPr>
+              <w:bidi w:val="false"/>
+              <w:jc w:val="left"/>
+            </w:pPr>
             <w:r>
               <w:rPr>
                 <w:b w:val="false"/>
@@ -2150,22 +1997,24 @@
     <w:p>
       <w:pPr>
         <w:pStyle w:val="Heading2"/>
+        <w:bidi w:val="false"/>
         <w:spacing w:after="150" w:before="300"/>
-      </w:pPr>
-      <w:bookmarkStart w:name="bm_12" w:id="12"/>
+        <w:jc w:val="left"/>
+      </w:pPr>
       <w:r>
         <w:t xml:space="preserve">4.2 Relationships</w:t>
       </w:r>
-      <w:bookmarkEnd w:id="12"/>
-    </w:p>
-    <w:p>
-      <w:pPr>
-        <w:pStyle w:val="ListParagraph"/>
-        <w:numPr>
-          <w:ilvl w:val="0"/>
-          <w:numId w:val="2"/>
-        </w:numPr>
-        <w:spacing w:after="80"/>
+    </w:p>
+    <w:p>
+      <w:pPr>
+        <w:pStyle w:val="ListParagraph"/>
+        <w:numPr>
+          <w:ilvl w:val="0"/>
+          <w:numId w:val="2"/>
+        </w:numPr>
+        <w:bidi w:val="false"/>
+        <w:spacing w:after="80"/>
+        <w:jc w:val="left"/>
       </w:pPr>
       <w:r>
         <w:t xml:space="preserve">orders.user_id references a staff member in person; orders.item_id references menu_items.</w:t>
@@ -2178,7 +2027,9 @@
           <w:ilvl w:val="0"/>
           <w:numId w:val="2"/>
         </w:numPr>
-        <w:spacing w:after="80"/>
+        <w:bidi w:val="false"/>
+        <w:spacing w:after="80"/>
+        <w:jc w:val="left"/>
       </w:pPr>
       <w:r>
         <w:t xml:space="preserve">paycredit.customer_id references customer; paycredit.person_id references the staff member (person) who took the payment.</w:t>
@@ -2191,7 +2042,9 @@
           <w:ilvl w:val="0"/>
           <w:numId w:val="2"/>
         </w:numPr>
-        <w:spacing w:after="80"/>
+        <w:bidi w:val="false"/>
+        <w:spacing w:after="80"/>
+        <w:jc w:val="left"/>
       </w:pPr>
       <w:r>
         <w:t xml:space="preserve">takeaway.order_id references orders; takeaway.customer_id references customer.</w:t>
@@ -2200,13 +2053,13 @@
     <w:p>
       <w:pPr>
         <w:pStyle w:val="Heading1"/>
+        <w:bidi w:val="false"/>
         <w:spacing w:after="200" w:before="400"/>
-      </w:pPr>
-      <w:bookmarkStart w:name="bm_13" w:id="13"/>
+        <w:jc w:val="left"/>
+      </w:pPr>
       <w:r>
         <w:t xml:space="preserve">5. Technology Stack</w:t>
       </w:r>
-      <w:bookmarkEnd w:id="13"/>
     </w:p>
     <w:tbl>
       <w:tblPr>
@@ -2238,6 +2091,10 @@
             <w:vAlign w:val="center"/>
           </w:tcPr>
           <w:p>
+            <w:pPr>
+              <w:bidi w:val="false"/>
+              <w:jc w:val="left"/>
+            </w:pPr>
             <w:r>
               <w:rPr>
                 <w:b/>
@@ -2261,6 +2118,10 @@
             <w:vAlign w:val="center"/>
           </w:tcPr>
           <w:p>
+            <w:pPr>
+              <w:bidi w:val="false"/>
+              <w:jc w:val="left"/>
+            </w:pPr>
             <w:r>
               <w:rPr>
                 <w:b/>
@@ -2285,6 +2146,10 @@
             <w:vAlign w:val="center"/>
           </w:tcPr>
           <w:p>
+            <w:pPr>
+              <w:bidi w:val="false"/>
+              <w:jc w:val="left"/>
+            </w:pPr>
             <w:r>
               <w:rPr>
                 <w:b w:val="false"/>
@@ -2307,6 +2172,10 @@
             <w:vAlign w:val="center"/>
           </w:tcPr>
           <w:p>
+            <w:pPr>
+              <w:bidi w:val="false"/>
+              <w:jc w:val="left"/>
+            </w:pPr>
             <w:r>
               <w:rPr>
                 <w:b w:val="false"/>
@@ -2331,6 +2200,10 @@
             <w:vAlign w:val="center"/>
           </w:tcPr>
           <w:p>
+            <w:pPr>
+              <w:bidi w:val="false"/>
+              <w:jc w:val="left"/>
+            </w:pPr>
             <w:r>
               <w:rPr>
                 <w:b w:val="false"/>
@@ -2353,6 +2226,10 @@
             <w:vAlign w:val="center"/>
           </w:tcPr>
           <w:p>
+            <w:pPr>
+              <w:bidi w:val="false"/>
+              <w:jc w:val="left"/>
+            </w:pPr>
             <w:r>
               <w:rPr>
                 <w:b w:val="false"/>
@@ -2377,6 +2254,10 @@
             <w:vAlign w:val="center"/>
           </w:tcPr>
           <w:p>
+            <w:pPr>
+              <w:bidi w:val="false"/>
+              <w:jc w:val="left"/>
+            </w:pPr>
             <w:r>
               <w:rPr>
                 <w:b w:val="false"/>
@@ -2399,6 +2280,10 @@
             <w:vAlign w:val="center"/>
           </w:tcPr>
           <w:p>
+            <w:pPr>
+              <w:bidi w:val="false"/>
+              <w:jc w:val="left"/>
+            </w:pPr>
             <w:r>
               <w:rPr>
                 <w:b w:val="false"/>
@@ -2423,6 +2308,10 @@
             <w:vAlign w:val="center"/>
           </w:tcPr>
           <w:p>
+            <w:pPr>
+              <w:bidi w:val="false"/>
+              <w:jc w:val="left"/>
+            </w:pPr>
             <w:r>
               <w:rPr>
                 <w:b w:val="false"/>
@@ -2445,6 +2334,10 @@
             <w:vAlign w:val="center"/>
           </w:tcPr>
           <w:p>
+            <w:pPr>
+              <w:bidi w:val="false"/>
+              <w:jc w:val="left"/>
+            </w:pPr>
             <w:r>
               <w:rPr>
                 <w:b w:val="false"/>
@@ -2469,6 +2362,10 @@
             <w:vAlign w:val="center"/>
           </w:tcPr>
           <w:p>
+            <w:pPr>
+              <w:bidi w:val="false"/>
+              <w:jc w:val="left"/>
+            </w:pPr>
             <w:r>
               <w:rPr>
                 <w:b w:val="false"/>
@@ -2491,6 +2388,10 @@
             <w:vAlign w:val="center"/>
           </w:tcPr>
           <w:p>
+            <w:pPr>
+              <w:bidi w:val="false"/>
+              <w:jc w:val="left"/>
+            </w:pPr>
             <w:r>
               <w:rPr>
                 <w:b w:val="false"/>
@@ -2515,6 +2416,10 @@
             <w:vAlign w:val="center"/>
           </w:tcPr>
           <w:p>
+            <w:pPr>
+              <w:bidi w:val="false"/>
+              <w:jc w:val="left"/>
+            </w:pPr>
             <w:r>
               <w:rPr>
                 <w:b w:val="false"/>
@@ -2537,6 +2442,10 @@
             <w:vAlign w:val="center"/>
           </w:tcPr>
           <w:p>
+            <w:pPr>
+              <w:bidi w:val="false"/>
+              <w:jc w:val="left"/>
+            </w:pPr>
             <w:r>
               <w:rPr>
                 <w:b w:val="false"/>
@@ -2561,6 +2470,10 @@
             <w:vAlign w:val="center"/>
           </w:tcPr>
           <w:p>
+            <w:pPr>
+              <w:bidi w:val="false"/>
+              <w:jc w:val="left"/>
+            </w:pPr>
             <w:r>
               <w:rPr>
                 <w:b w:val="false"/>
@@ -2583,6 +2496,10 @@
             <w:vAlign w:val="center"/>
           </w:tcPr>
           <w:p>
+            <w:pPr>
+              <w:bidi w:val="false"/>
+              <w:jc w:val="left"/>
+            </w:pPr>
             <w:r>
               <w:rPr>
                 <w:b w:val="false"/>
@@ -2598,17 +2515,19 @@
     <w:p>
       <w:pPr>
         <w:pStyle w:val="Heading1"/>
+        <w:bidi w:val="false"/>
         <w:spacing w:after="200" w:before="400"/>
-      </w:pPr>
-      <w:bookmarkStart w:name="bm_14" w:id="14"/>
+        <w:jc w:val="left"/>
+      </w:pPr>
       <w:r>
         <w:t xml:space="preserve">6. Project Structure</w:t>
       </w:r>
-      <w:bookmarkEnd w:id="14"/>
-    </w:p>
-    <w:p>
-      <w:pPr>
+    </w:p>
+    <w:p>
+      <w:pPr>
+        <w:bidi w:val="false"/>
         <w:spacing w:after="150"/>
+        <w:jc w:val="left"/>
       </w:pPr>
       <w:r>
         <w:t xml:space="preserve">ALDIWAN6/</w:t>
@@ -2621,67 +2540,79 @@
           <w:ilvl w:val="0"/>
           <w:numId w:val="2"/>
         </w:numPr>
-        <w:spacing w:after="80"/>
-      </w:pPr>
-      <w:r>
-        <w:t xml:space="preserve">src/aldiwan/ — Java source and NetBeans .form files for every screen</w:t>
-      </w:r>
-    </w:p>
-    <w:p>
-      <w:pPr>
-        <w:pStyle w:val="ListParagraph"/>
-        <w:numPr>
-          <w:ilvl w:val="0"/>
-          <w:numId w:val="2"/>
-        </w:numPr>
-        <w:spacing w:after="80"/>
-      </w:pPr>
-      <w:r>
-        <w:t xml:space="preserve">Images/ and imagesSmall/ — menu item photography (full-size and thumbnail)</w:t>
-      </w:r>
-    </w:p>
-    <w:p>
-      <w:pPr>
-        <w:pStyle w:val="ListParagraph"/>
-        <w:numPr>
-          <w:ilvl w:val="0"/>
-          <w:numId w:val="2"/>
-        </w:numPr>
-        <w:spacing w:after="80"/>
-      </w:pPr>
-      <w:r>
-        <w:t xml:space="preserve">nbproject/ — NetBeans project configuration</w:t>
-      </w:r>
-    </w:p>
-    <w:p>
-      <w:pPr>
-        <w:pStyle w:val="ListParagraph"/>
-        <w:numPr>
-          <w:ilvl w:val="0"/>
-          <w:numId w:val="2"/>
-        </w:numPr>
-        <w:spacing w:after="80"/>
-      </w:pPr>
-      <w:r>
-        <w:t xml:space="preserve">aldiwandb.sql — MySQL schema and seed data</w:t>
-      </w:r>
-    </w:p>
-    <w:p>
-      <w:pPr>
-        <w:pStyle w:val="ListParagraph"/>
-        <w:numPr>
-          <w:ilvl w:val="0"/>
-          <w:numId w:val="2"/>
-        </w:numPr>
-        <w:spacing w:after="80"/>
-      </w:pPr>
-      <w:r>
-        <w:t xml:space="preserve">build.xml — Ant build script</w:t>
-      </w:r>
-    </w:p>
-    <w:p>
-      <w:pPr>
+        <w:bidi w:val="false"/>
+        <w:spacing w:after="80"/>
+        <w:jc w:val="left"/>
+      </w:pPr>
+      <w:r>
+        <w:t xml:space="preserve">src/aldiwan/: Java source and NetBeans .form files for every screen</w:t>
+      </w:r>
+    </w:p>
+    <w:p>
+      <w:pPr>
+        <w:pStyle w:val="ListParagraph"/>
+        <w:numPr>
+          <w:ilvl w:val="0"/>
+          <w:numId w:val="2"/>
+        </w:numPr>
+        <w:bidi w:val="false"/>
+        <w:spacing w:after="80"/>
+        <w:jc w:val="left"/>
+      </w:pPr>
+      <w:r>
+        <w:t xml:space="preserve">Images/ and imagesSmall/: menu item photography (full-size and thumbnail)</w:t>
+      </w:r>
+    </w:p>
+    <w:p>
+      <w:pPr>
+        <w:pStyle w:val="ListParagraph"/>
+        <w:numPr>
+          <w:ilvl w:val="0"/>
+          <w:numId w:val="2"/>
+        </w:numPr>
+        <w:bidi w:val="false"/>
+        <w:spacing w:after="80"/>
+        <w:jc w:val="left"/>
+      </w:pPr>
+      <w:r>
+        <w:t xml:space="preserve">nbproject/: NetBeans project configuration</w:t>
+      </w:r>
+    </w:p>
+    <w:p>
+      <w:pPr>
+        <w:pStyle w:val="ListParagraph"/>
+        <w:numPr>
+          <w:ilvl w:val="0"/>
+          <w:numId w:val="2"/>
+        </w:numPr>
+        <w:bidi w:val="false"/>
+        <w:spacing w:after="80"/>
+        <w:jc w:val="left"/>
+      </w:pPr>
+      <w:r>
+        <w:t xml:space="preserve">aldiwandb.sql: MySQL schema and seed data</w:t>
+      </w:r>
+    </w:p>
+    <w:p>
+      <w:pPr>
+        <w:pStyle w:val="ListParagraph"/>
+        <w:numPr>
+          <w:ilvl w:val="0"/>
+          <w:numId w:val="2"/>
+        </w:numPr>
+        <w:bidi w:val="false"/>
+        <w:spacing w:after="80"/>
+        <w:jc w:val="left"/>
+      </w:pPr>
+      <w:r>
+        <w:t xml:space="preserve">build.xml: Ant build script</w:t>
+      </w:r>
+    </w:p>
+    <w:p>
+      <w:pPr>
+        <w:bidi w:val="false"/>
         <w:spacing w:after="150"/>
+        <w:jc w:val="left"/>
       </w:pPr>
       <w:r>
         <w:t xml:space="preserve">Generated build output (build/, dist/) is produced locally by the build and is not stored in the repository; see the README for build instructions.</w:t>
@@ -2690,33 +2621,35 @@
     <w:p>
       <w:pPr>
         <w:pStyle w:val="Heading1"/>
+        <w:bidi w:val="false"/>
         <w:spacing w:after="200" w:before="400"/>
-      </w:pPr>
-      <w:bookmarkStart w:name="bm_15" w:id="15"/>
+        <w:jc w:val="left"/>
+      </w:pPr>
       <w:r>
         <w:t xml:space="preserve">7. Setup and Usage</w:t>
       </w:r>
-      <w:bookmarkEnd w:id="15"/>
     </w:p>
     <w:p>
       <w:pPr>
         <w:pStyle w:val="Heading2"/>
+        <w:bidi w:val="false"/>
         <w:spacing w:after="150" w:before="300"/>
-      </w:pPr>
-      <w:bookmarkStart w:name="bm_16" w:id="16"/>
+        <w:jc w:val="left"/>
+      </w:pPr>
       <w:r>
         <w:t xml:space="preserve">7.1 Prerequisites</w:t>
       </w:r>
-      <w:bookmarkEnd w:id="16"/>
-    </w:p>
-    <w:p>
-      <w:pPr>
-        <w:pStyle w:val="ListParagraph"/>
-        <w:numPr>
-          <w:ilvl w:val="0"/>
-          <w:numId w:val="2"/>
-        </w:numPr>
-        <w:spacing w:after="80"/>
+    </w:p>
+    <w:p>
+      <w:pPr>
+        <w:pStyle w:val="ListParagraph"/>
+        <w:numPr>
+          <w:ilvl w:val="0"/>
+          <w:numId w:val="2"/>
+        </w:numPr>
+        <w:bidi w:val="false"/>
+        <w:spacing w:after="80"/>
+        <w:jc w:val="left"/>
       </w:pPr>
       <w:r>
         <w:t xml:space="preserve">Java JDK 8 or later</w:t>
@@ -2729,7 +2662,9 @@
           <w:ilvl w:val="0"/>
           <w:numId w:val="2"/>
         </w:numPr>
-        <w:spacing w:after="80"/>
+        <w:bidi w:val="false"/>
+        <w:spacing w:after="80"/>
+        <w:jc w:val="left"/>
       </w:pPr>
       <w:r>
         <w:t xml:space="preserve">MySQL Server</w:t>
@@ -2742,7 +2677,9 @@
           <w:ilvl w:val="0"/>
           <w:numId w:val="2"/>
         </w:numPr>
-        <w:spacing w:after="80"/>
+        <w:bidi w:val="false"/>
+        <w:spacing w:after="80"/>
+        <w:jc w:val="left"/>
       </w:pPr>
       <w:r>
         <w:t xml:space="preserve">NetBeans IDE (recommended) or Apache Ant</w:t>
@@ -2751,22 +2688,24 @@
     <w:p>
       <w:pPr>
         <w:pStyle w:val="Heading2"/>
+        <w:bidi w:val="false"/>
         <w:spacing w:after="150" w:before="300"/>
-      </w:pPr>
-      <w:bookmarkStart w:name="bm_17" w:id="17"/>
+        <w:jc w:val="left"/>
+      </w:pPr>
       <w:r>
         <w:t xml:space="preserve">7.2 Steps</w:t>
       </w:r>
-      <w:bookmarkEnd w:id="17"/>
-    </w:p>
-    <w:p>
-      <w:pPr>
-        <w:pStyle w:val="ListParagraph"/>
-        <w:numPr>
-          <w:ilvl w:val="0"/>
-          <w:numId w:val="2"/>
-        </w:numPr>
-        <w:spacing w:after="80"/>
+    </w:p>
+    <w:p>
+      <w:pPr>
+        <w:pStyle w:val="ListParagraph"/>
+        <w:numPr>
+          <w:ilvl w:val="0"/>
+          <w:numId w:val="2"/>
+        </w:numPr>
+        <w:bidi w:val="false"/>
+        <w:spacing w:after="80"/>
+        <w:jc w:val="left"/>
       </w:pPr>
       <w:r>
         <w:t xml:space="preserve">1. Import the schema: mysql -u root -p &lt; ALDIWAN6/aldiwandb.sql</w:t>
@@ -2779,7 +2718,9 @@
           <w:ilvl w:val="0"/>
           <w:numId w:val="2"/>
         </w:numPr>
-        <w:spacing w:after="80"/>
+        <w:bidi w:val="false"/>
+        <w:spacing w:after="80"/>
+        <w:jc w:val="left"/>
       </w:pPr>
       <w:r>
         <w:t xml:space="preserve">2. Copy ALDIWAN6/src/db.properties.example to ALDIWAN6/src/db.properties and set your local MySQL URL, username, and password.</w:t>
@@ -2792,7 +2733,9 @@
           <w:ilvl w:val="0"/>
           <w:numId w:val="2"/>
         </w:numPr>
-        <w:spacing w:after="80"/>
+        <w:bidi w:val="false"/>
+        <w:spacing w:after="80"/>
+        <w:jc w:val="left"/>
       </w:pPr>
       <w:r>
         <w:t xml:space="preserve">3. Build and run via NetBeans, or from the command line: cd ALDIWAN6 &amp;&amp; ant run</w:t>
@@ -2801,17 +2744,19 @@
     <w:p>
       <w:pPr>
         <w:pStyle w:val="Heading2"/>
+        <w:bidi w:val="false"/>
         <w:spacing w:after="150" w:before="300"/>
-      </w:pPr>
-      <w:bookmarkStart w:name="bm_18" w:id="18"/>
+        <w:jc w:val="left"/>
+      </w:pPr>
       <w:r>
         <w:t xml:space="preserve">7.3 Sample Accounts</w:t>
       </w:r>
-      <w:bookmarkEnd w:id="18"/>
-    </w:p>
-    <w:p>
-      <w:pPr>
+    </w:p>
+    <w:p>
+      <w:pPr>
+        <w:bidi w:val="false"/>
         <w:spacing w:after="150"/>
+        <w:jc w:val="left"/>
       </w:pPr>
       <w:r>
         <w:t xml:space="preserve">The seeded person table includes one manager account and several staff (user) accounts, listed in aldiwandb.sql, that can be used to log in immediately after set-up.</w:t>
@@ -2820,41 +2765,45 @@
     <w:p>
       <w:pPr>
         <w:pStyle w:val="Heading1"/>
+        <w:bidi w:val="false"/>
         <w:spacing w:after="200" w:before="400"/>
-      </w:pPr>
-      <w:bookmarkStart w:name="bm_19" w:id="19"/>
+        <w:jc w:val="left"/>
+      </w:pPr>
       <w:r>
         <w:t xml:space="preserve">8. Conclusion</w:t>
       </w:r>
-      <w:bookmarkEnd w:id="19"/>
-    </w:p>
-    <w:p>
-      <w:pPr>
+    </w:p>
+    <w:p>
+      <w:pPr>
+        <w:bidi w:val="false"/>
         <w:spacing w:after="150"/>
-      </w:pPr>
-      <w:r>
-        <w:t xml:space="preserve">ALDIWAN demonstrates a complete, if intentionally small-scale, restaurant management workflow: authentication, role-based views, order taking, multiple payment paths, delivery handling, and manager-facing analytics, all backed by a relational database. As a course project it illustrates practical application of object-oriented design — class decomposition, encapsulation, and inheritance from the Swing component hierarchy — in a working, runnable desktop application.</w:t>
+        <w:jc w:val="left"/>
+      </w:pPr>
+      <w:r>
+        <w:t xml:space="preserve">ALDIWAN demonstrates a complete, if intentionally small-scale, restaurant management workflow, covering authentication, role-based views, order taking, multiple payment paths, delivery handling, and manager-facing analytics, all backed by a relational database. As a course project it illustrates practical application of object-oriented design, including class decomposition, encapsulation, and inheritance from the Swing component hierarchy, in a working, runnable desktop application.</w:t>
       </w:r>
     </w:p>
     <w:p>
       <w:pPr>
         <w:pStyle w:val="Heading2"/>
+        <w:bidi w:val="false"/>
         <w:spacing w:after="150" w:before="300"/>
-      </w:pPr>
-      <w:bookmarkStart w:name="bm_20" w:id="20"/>
+        <w:jc w:val="left"/>
+      </w:pPr>
       <w:r>
         <w:t xml:space="preserve">Possible Future Improvements</w:t>
       </w:r>
-      <w:bookmarkEnd w:id="20"/>
-    </w:p>
-    <w:p>
-      <w:pPr>
-        <w:pStyle w:val="ListParagraph"/>
-        <w:numPr>
-          <w:ilvl w:val="0"/>
-          <w:numId w:val="2"/>
-        </w:numPr>
-        <w:spacing w:after="80"/>
+    </w:p>
+    <w:p>
+      <w:pPr>
+        <w:pStyle w:val="ListParagraph"/>
+        <w:numPr>
+          <w:ilvl w:val="0"/>
+          <w:numId w:val="2"/>
+        </w:numPr>
+        <w:bidi w:val="false"/>
+        <w:spacing w:after="80"/>
+        <w:jc w:val="left"/>
       </w:pPr>
       <w:r>
         <w:t xml:space="preserve">Introduce a data-access layer to separate SQL from UI code, and use PreparedStatements consistently to guard against SQL injection.</w:t>
@@ -2867,7 +2816,9 @@
           <w:ilvl w:val="0"/>
           <w:numId w:val="2"/>
         </w:numPr>
-        <w:spacing w:after="80"/>
+        <w:bidi w:val="false"/>
+        <w:spacing w:after="80"/>
+        <w:jc w:val="left"/>
       </w:pPr>
       <w:r>
         <w:t xml:space="preserve">Add input validation and clearer error dialogs across all forms.</w:t>
@@ -2880,7 +2831,9 @@
           <w:ilvl w:val="0"/>
           <w:numId w:val="2"/>
         </w:numPr>
-        <w:spacing w:after="80"/>
+        <w:bidi w:val="false"/>
+        <w:spacing w:after="80"/>
+        <w:jc w:val="left"/>
       </w:pPr>
       <w:r>
         <w:t xml:space="preserve">Replace the plain-text password column with a properly hashed password scheme.</w:t>
@@ -2893,7 +2846,9 @@
           <w:ilvl w:val="0"/>
           <w:numId w:val="2"/>
         </w:numPr>
-        <w:spacing w:after="80"/>
+        <w:bidi w:val="false"/>
+        <w:spacing w:after="80"/>
+        <w:jc w:val="left"/>
       </w:pPr>
       <w:r>
         <w:t xml:space="preserve">Add automated tests for order-total and payment calculations.</w:t>
@@ -3113,7 +3068,12 @@
 <w:styles xmlns:mc="http://schemas.openxmlformats.org/markup-compatibility/2006" xmlns:r="http://schemas.openxmlformats.org/officeDocument/2006/relationships" xmlns:w="http://schemas.openxmlformats.org/wordprocessingml/2006/main" xmlns:w14="http://schemas.microsoft.com/office/word/2010/wordml" xmlns:w15="http://schemas.microsoft.com/office/word/2012/wordml" mc:Ignorable="w14 w15">
   <w:docDefaults>
     <w:rPrDefault/>
-    <w:pPrDefault/>
+    <w:pPrDefault>
+      <w:pPr>
+        <w:bidi w:val="false"/>
+        <w:jc w:val="left"/>
+      </w:pPr>
+    </w:pPrDefault>
   </w:docDefaults>
   <w:style w:type="paragraph" w:styleId="Title">
     <w:name w:val="Title"/>

--- a/docs/ALDIWAN_Project_Report.docx
+++ b/docs/ALDIWAN_Project_Report.docx
@@ -651,7 +651,7 @@
         <w:jc w:val="left"/>
       </w:pPr>
       <w:r>
-        <w:t xml:space="preserve">The application follows a straightforward layered structure typical of a small Swing/JDBC desktop project. Swing JFrame subclasses act as both the view and controller for each screen, and a single connection-holder class centralizes access to the database. There is no separate persistence or service layer; each screen issues its own SQL through JDBC, which keeps the project simple and traceable for a course assignment of this scope.</w:t>
+        <w:t xml:space="preserve">The application follows a straightforward layered structure typical of a small Swing/JDBC desktop project. Swing JFrame subclasses act as both the view and controller for each screen, and a single connection-holder class centralizes access to the database. There is no separate persistence or service layer; each screen issues its own SQL through JDBC directly.</w:t>
       </w:r>
     </w:p>
     <w:p>
@@ -2780,7 +2780,7 @@
         <w:jc w:val="left"/>
       </w:pPr>
       <w:r>
-        <w:t xml:space="preserve">ALDIWAN demonstrates a complete, if intentionally small-scale, restaurant management workflow, covering authentication, role-based views, order taking, multiple payment paths, delivery handling, and manager-facing analytics, all backed by a relational database. As a course project it illustrates practical application of object-oriented design, including class decomposition, encapsulation, and inheritance from the Swing component hierarchy, in a working, runnable desktop application.</w:t>
+        <w:t xml:space="preserve">ALDIWAN delivers a complete restaurant management workflow, covering authentication, role-based views, order taking, multiple payment paths, delivery handling, and manager-facing analytics, all backed by a relational database. It puts object-oriented design into practice, including class decomposition, encapsulation, and inheritance from the Swing component hierarchy, in a working, runnable desktop application.</w:t>
       </w:r>
     </w:p>
     <w:p>
